--- a/HRCP-KKU-Academic/src/main/resources/templates/docx/doc_5.docx
+++ b/HRCP-KKU-Academic/src/main/resources/templates/docx/doc_5.docx
@@ -6,135 +6,1685 @@
       <w:pPr>
         <w:jc w:val="center"/>
         <w:rPr>
-          <w:rFonts w:ascii="TH Sarabun New" w:hAnsi="TH Sarabun New" w:cs="TH Sarabun New"/>
+          <w:rFonts w:ascii="TH Sarabun New" w:eastAsia="Times New Roman" w:hAnsi="TH Sarabun New" w:cs="TH Sarabun New"/>
           <w:b/>
           <w:bCs/>
-          <w:sz w:val="36"/>
-          <w:szCs w:val="36"/>
-          <w:lang w:bidi="th-TH"/>
+          <w:color w:val="000000" w:themeColor="text1"/>
+          <w:sz w:val="40"/>
+          <w:szCs w:val="40"/>
+          <w:cs/>
+          <w:lang w:eastAsia="en-GB"/>
         </w:rPr>
       </w:pPr>
       <w:r>
         <w:rPr>
-          <w:rFonts w:ascii="TH Sarabun New" w:hAnsi="TH Sarabun New" w:cs="TH Sarabun New" w:hint="cs"/>
+          <w:rFonts w:ascii="TH Sarabun New" w:eastAsia="Times New Roman" w:hAnsi="TH Sarabun New" w:cs="TH Sarabun New"/>
+          <w:i/>
+          <w:iCs/>
+          <w:noProof/>
+          <w:color w:val="000000" w:themeColor="text1"/>
+          <w:sz w:val="56"/>
+          <w:szCs w:val="56"/>
+          <w:bdr w:val="none" w:sz="0" w:space="0" w:color="auto" w:frame="1"/>
+          <w:lang w:val="en-US"/>
+        </w:rPr>
+        <w:drawing>
+          <wp:anchor distT="0" distB="0" distL="114300" distR="114300" simplePos="0" relativeHeight="251660288" behindDoc="1" locked="0" layoutInCell="1" allowOverlap="1" wp14:anchorId="7DD29A92" wp14:editId="1380BFFD">
+            <wp:simplePos x="0" y="0"/>
+            <wp:positionH relativeFrom="margin">
+              <wp:align>left</wp:align>
+            </wp:positionH>
+            <wp:positionV relativeFrom="paragraph">
+              <wp:posOffset>-485775</wp:posOffset>
+            </wp:positionV>
+            <wp:extent cx="468000" cy="764082"/>
+            <wp:effectExtent l="0" t="0" r="8255" b="0"/>
+            <wp:wrapNone/>
+            <wp:docPr id="1" name="Picture 1" descr="https://lh3.googleusercontent.com/RUGxSPAwTS4yvIpoPVCk8wMCSE6vWtoCU_mCL5tGlpb3_d2QI-5TYLPoKo3S3ZdGM0Opl29NbcWPmKR4fHvqOoEokHbXGUGlwY238swDT41QDsXoOkf3VwFKCEt9w9leEPgLeNE"/>
+            <wp:cNvGraphicFramePr>
+              <a:graphicFrameLocks xmlns:a="http://schemas.openxmlformats.org/drawingml/2006/main" noChangeAspect="1"/>
+            </wp:cNvGraphicFramePr>
+            <a:graphic xmlns:a="http://schemas.openxmlformats.org/drawingml/2006/main">
+              <a:graphicData uri="http://schemas.openxmlformats.org/drawingml/2006/picture">
+                <pic:pic xmlns:pic="http://schemas.openxmlformats.org/drawingml/2006/picture">
+                  <pic:nvPicPr>
+                    <pic:cNvPr id="0" name="Picture 1" descr="https://lh3.googleusercontent.com/RUGxSPAwTS4yvIpoPVCk8wMCSE6vWtoCU_mCL5tGlpb3_d2QI-5TYLPoKo3S3ZdGM0Opl29NbcWPmKR4fHvqOoEokHbXGUGlwY238swDT41QDsXoOkf3VwFKCEt9w9leEPgLeNE"/>
+                    <pic:cNvPicPr>
+                      <a:picLocks noChangeAspect="1" noChangeArrowheads="1"/>
+                    </pic:cNvPicPr>
+                  </pic:nvPicPr>
+                  <pic:blipFill>
+                    <a:blip r:embed="rId7" cstate="print">
+                      <a:extLst>
+                        <a:ext uri="{28A0092B-C50C-407E-A947-70E740481C1C}">
+                          <a14:useLocalDpi xmlns:a14="http://schemas.microsoft.com/office/drawing/2010/main" val="0"/>
+                        </a:ext>
+                      </a:extLst>
+                    </a:blip>
+                    <a:srcRect/>
+                    <a:stretch>
+                      <a:fillRect/>
+                    </a:stretch>
+                  </pic:blipFill>
+                  <pic:spPr bwMode="auto">
+                    <a:xfrm>
+                      <a:off x="0" y="0"/>
+                      <a:ext cx="468000" cy="764082"/>
+                    </a:xfrm>
+                    <a:prstGeom prst="rect">
+                      <a:avLst/>
+                    </a:prstGeom>
+                    <a:noFill/>
+                    <a:ln>
+                      <a:noFill/>
+                    </a:ln>
+                  </pic:spPr>
+                </pic:pic>
+              </a:graphicData>
+            </a:graphic>
+            <wp14:sizeRelH relativeFrom="margin">
+              <wp14:pctWidth>0</wp14:pctWidth>
+            </wp14:sizeRelH>
+            <wp14:sizeRelV relativeFrom="margin">
+              <wp14:pctHeight>0</wp14:pctHeight>
+            </wp14:sizeRelV>
+          </wp:anchor>
+        </w:drawing>
+      </w:r>
+      <w:r>
+        <w:rPr>
+          <w:rFonts w:ascii="TH Sarabun New" w:eastAsia="Times New Roman" w:hAnsi="TH Sarabun New" w:cs="TH Sarabun New"/>
           <w:b/>
           <w:bCs/>
-          <w:sz w:val="36"/>
-          <w:szCs w:val="36"/>
-          <w:cs/>
-          <w:lang w:bidi="th-TH"/>
-        </w:rPr>
-        <w:t>ข้อ</w:t>
-      </w:r>
-      <w:r>
-        <w:rPr>
-          <w:rFonts w:ascii="TH Sarabun New" w:hAnsi="TH Sarabun New" w:cs="TH Sarabun New" w:hint="cs"/>
-          <w:b/>
-          <w:bCs/>
-          <w:sz w:val="36"/>
-          <w:szCs w:val="36"/>
-          <w:cs/>
-          <w:lang w:bidi="th-TH"/>
-        </w:rPr>
-        <w:t>เสนอ</w:t>
-      </w:r>
-      <w:r>
-        <w:rPr>
-          <w:rFonts w:ascii="TH Sarabun New" w:hAnsi="TH Sarabun New" w:cs="TH Sarabun New" w:hint="cs"/>
-          <w:b/>
-          <w:bCs/>
-          <w:sz w:val="36"/>
-          <w:szCs w:val="36"/>
-          <w:cs/>
-          <w:lang w:bidi="th-TH"/>
-        </w:rPr>
-        <w:t>แนะจากคณะ</w:t>
-      </w:r>
-      <w:r>
-        <w:rPr>
-          <w:rFonts w:ascii="TH Sarabun New" w:hAnsi="TH Sarabun New" w:cs="TH Sarabun New" w:hint="cs"/>
-          <w:b/>
-          <w:bCs/>
-          <w:sz w:val="36"/>
-          <w:szCs w:val="36"/>
-          <w:cs/>
-          <w:lang w:bidi="th-TH"/>
-        </w:rPr>
-        <w:t>อนุ</w:t>
-      </w:r>
-      <w:r>
-        <w:rPr>
-          <w:rFonts w:ascii="TH Sarabun New" w:hAnsi="TH Sarabun New" w:cs="TH Sarabun New" w:hint="cs"/>
-          <w:b/>
-          <w:bCs/>
-          <w:sz w:val="36"/>
-          <w:szCs w:val="36"/>
-          <w:cs/>
-          <w:lang w:bidi="th-TH"/>
-        </w:rPr>
-        <w:t>กรรมการ</w:t>
-      </w:r>
-      <w:r>
-        <w:rPr>
-          <w:rFonts w:ascii="TH Sarabun New" w:hAnsi="TH Sarabun New" w:cs="TH Sarabun New" w:hint="cs"/>
-          <w:b/>
-          <w:bCs/>
-          <w:sz w:val="36"/>
-          <w:szCs w:val="36"/>
-          <w:cs/>
-          <w:lang w:bidi="th-TH"/>
-        </w:rPr>
-        <w:t>ประเมินผลการสอน</w:t>
+          <w:color w:val="000000" w:themeColor="text1"/>
+          <w:sz w:val="56"/>
+          <w:szCs w:val="56"/>
+          <w:cs/>
+          <w:lang w:eastAsia="en-GB"/>
+        </w:rPr>
+        <w:t>บันทึกข้อความ</w:t>
       </w:r>
     </w:p>
     <w:p>
       <w:pPr>
+        <w:ind w:right="283"/>
+        <w:rPr>
+          <w:rFonts w:ascii="TH Sarabun New" w:eastAsia="Times New Roman" w:hAnsi="TH Sarabun New" w:cs="TH Sarabun New"/>
+          <w:color w:val="000000" w:themeColor="text1"/>
+          <w:sz w:val="32"/>
+          <w:szCs w:val="32"/>
+          <w:lang w:eastAsia="en-GB"/>
+        </w:rPr>
+      </w:pPr>
+      <w:r>
+        <w:rPr>
+          <w:rFonts w:ascii="TH Sarabun New" w:eastAsia="Times New Roman" w:hAnsi="TH Sarabun New" w:cs="TH Sarabun New"/>
+          <w:b/>
+          <w:bCs/>
+          <w:color w:val="000000" w:themeColor="text1"/>
+          <w:sz w:val="32"/>
+          <w:szCs w:val="32"/>
+          <w:cs/>
+          <w:lang w:eastAsia="en-GB"/>
+        </w:rPr>
+        <w:t>ส่วนงาน</w:t>
+      </w:r>
+      <w:r>
+        <w:rPr>
+          <w:rFonts w:ascii="TH Sarabun New" w:eastAsia="Times New Roman" w:hAnsi="TH Sarabun New" w:cs="TH Sarabun New"/>
+          <w:color w:val="000000" w:themeColor="text1"/>
+          <w:sz w:val="32"/>
+          <w:szCs w:val="32"/>
+          <w:lang w:eastAsia="en-GB"/>
+        </w:rPr>
+        <w:t>   </w:t>
+      </w:r>
+      <w:r>
+        <w:rPr>
+          <w:rFonts w:ascii="TH Sarabun New" w:eastAsia="Times New Roman" w:hAnsi="TH Sarabun New" w:cs="TH Sarabun New"/>
+          <w:color w:val="000000" w:themeColor="text1"/>
+          <w:sz w:val="32"/>
+          <w:szCs w:val="32"/>
+          <w:cs/>
+          <w:lang w:eastAsia="en-GB"/>
+        </w:rPr>
+        <w:t xml:space="preserve">ภารกิจด้านทรัพยากรบุคคล  วิทยาลัยการคอมพิวเตอร์  </w:t>
+      </w:r>
+      <w:r>
+        <w:rPr>
+          <w:rFonts w:ascii="TH Sarabun New" w:eastAsia="Times New Roman" w:hAnsi="TH Sarabun New" w:cs="TH Sarabun New"/>
+          <w:b/>
+          <w:bCs/>
+          <w:color w:val="000000" w:themeColor="text1"/>
+          <w:sz w:val="32"/>
+          <w:szCs w:val="32"/>
+          <w:cs/>
+          <w:lang w:eastAsia="en-GB"/>
+        </w:rPr>
+        <w:t>โทร</w:t>
+      </w:r>
+      <w:r>
+        <w:rPr>
+          <w:rFonts w:ascii="TH Sarabun New" w:eastAsia="Times New Roman" w:hAnsi="TH Sarabun New" w:cs="TH Sarabun New"/>
+          <w:color w:val="000000" w:themeColor="text1"/>
+          <w:sz w:val="32"/>
+          <w:szCs w:val="32"/>
+          <w:cs/>
+          <w:lang w:eastAsia="en-GB"/>
+        </w:rPr>
+        <w:t xml:space="preserve">. </w:t>
+      </w:r>
+      <w:r>
+        <w:rPr>
+          <w:rFonts w:ascii="TH Sarabun New" w:eastAsia="Times New Roman" w:hAnsi="TH Sarabun New" w:cs="TH Sarabun New"/>
+          <w:color w:val="000000" w:themeColor="text1"/>
+          <w:sz w:val="32"/>
+          <w:szCs w:val="32"/>
+          <w:lang w:eastAsia="en-GB"/>
+        </w:rPr>
+        <w:t>5052</w:t>
+      </w:r>
+      <w:r>
+        <w:rPr>
+          <w:rFonts w:ascii="TH Sarabun New" w:eastAsia="Times New Roman" w:hAnsi="TH Sarabun New" w:cs="TH Sarabun New"/>
+          <w:color w:val="000000" w:themeColor="text1"/>
+          <w:sz w:val="32"/>
+          <w:szCs w:val="32"/>
+          <w:cs/>
+          <w:lang w:eastAsia="en-GB"/>
+        </w:rPr>
+        <w:t>9</w:t>
+      </w:r>
+    </w:p>
+    <w:p>
+      <w:pPr>
+        <w:ind w:right="283"/>
+        <w:rPr>
+          <w:rFonts w:ascii="TH Sarabun New" w:eastAsia="Times New Roman" w:hAnsi="TH Sarabun New" w:cs="TH Sarabun New"/>
+          <w:color w:val="000000" w:themeColor="text1"/>
+          <w:sz w:val="32"/>
+          <w:szCs w:val="32"/>
+          <w:lang w:val="en-US" w:eastAsia="en-GB"/>
+        </w:rPr>
+      </w:pPr>
+      <w:r>
+        <w:rPr>
+          <w:rFonts w:ascii="TH Sarabun New" w:eastAsia="Times New Roman" w:hAnsi="TH Sarabun New" w:cs="TH Sarabun New"/>
+          <w:b/>
+          <w:bCs/>
+          <w:color w:val="000000" w:themeColor="text1"/>
+          <w:sz w:val="32"/>
+          <w:szCs w:val="32"/>
+          <w:cs/>
+          <w:lang w:eastAsia="en-GB"/>
+        </w:rPr>
+        <w:t>ที่</w:t>
+      </w:r>
+      <w:r>
+        <w:rPr>
+          <w:rFonts w:ascii="TH Sarabun New" w:eastAsia="Times New Roman" w:hAnsi="TH Sarabun New" w:cs="TH Sarabun New"/>
+          <w:color w:val="000000" w:themeColor="text1"/>
+          <w:sz w:val="32"/>
+          <w:szCs w:val="32"/>
+          <w:lang w:eastAsia="en-GB"/>
+        </w:rPr>
+        <w:t xml:space="preserve">  </w:t>
+      </w:r>
+      <w:r>
+        <w:rPr>
+          <w:rFonts w:ascii="TH Sarabun New" w:eastAsia="Times New Roman" w:hAnsi="TH Sarabun New" w:cs="TH Sarabun New"/>
+          <w:color w:val="000000" w:themeColor="text1"/>
+          <w:sz w:val="32"/>
+          <w:szCs w:val="32"/>
+          <w:lang w:val="en-US" w:eastAsia="en-GB"/>
+        </w:rPr>
+        <w:t>{{</w:t>
+      </w:r>
+      <w:proofErr w:type="spellStart"/>
+      <w:r>
+        <w:rPr>
+          <w:rFonts w:ascii="TH Sarabun New" w:eastAsia="Times New Roman" w:hAnsi="TH Sarabun New" w:cs="TH Sarabun New"/>
+          <w:color w:val="000000" w:themeColor="text1"/>
+          <w:sz w:val="32"/>
+          <w:szCs w:val="32"/>
+          <w:lang w:val="en-US" w:eastAsia="en-GB"/>
+        </w:rPr>
+        <w:t>memo_no</w:t>
+      </w:r>
+      <w:proofErr w:type="spellEnd"/>
+      <w:r>
+        <w:rPr>
+          <w:rFonts w:ascii="TH Sarabun New" w:eastAsia="Times New Roman" w:hAnsi="TH Sarabun New" w:cs="TH Sarabun New"/>
+          <w:color w:val="000000" w:themeColor="text1"/>
+          <w:sz w:val="32"/>
+          <w:szCs w:val="32"/>
+          <w:lang w:val="en-US" w:eastAsia="en-GB"/>
+        </w:rPr>
+        <w:t>}}</w:t>
+      </w:r>
+      <w:r>
+        <w:rPr>
+          <w:rFonts w:ascii="TH Sarabun New" w:eastAsia="Times New Roman" w:hAnsi="TH Sarabun New" w:cs="TH Sarabun New"/>
+          <w:color w:val="000000" w:themeColor="text1"/>
+          <w:sz w:val="32"/>
+          <w:szCs w:val="32"/>
+          <w:lang w:eastAsia="en-GB"/>
+        </w:rPr>
+        <w:tab/>
+      </w:r>
+      <w:r>
+        <w:rPr>
+          <w:rFonts w:ascii="TH Sarabun New" w:eastAsia="Times New Roman" w:hAnsi="TH Sarabun New" w:cs="TH Sarabun New"/>
+          <w:color w:val="000000" w:themeColor="text1"/>
+          <w:sz w:val="32"/>
+          <w:szCs w:val="32"/>
+          <w:lang w:eastAsia="en-GB"/>
+        </w:rPr>
+        <w:tab/>
+      </w:r>
+      <w:r>
+        <w:rPr>
+          <w:rFonts w:ascii="TH Sarabun New" w:eastAsia="Times New Roman" w:hAnsi="TH Sarabun New" w:cs="TH Sarabun New"/>
+          <w:b/>
+          <w:bCs/>
+          <w:color w:val="000000" w:themeColor="text1"/>
+          <w:sz w:val="32"/>
+          <w:szCs w:val="32"/>
+          <w:lang w:eastAsia="en-GB"/>
+        </w:rPr>
+        <w:t xml:space="preserve"> </w:t>
+      </w:r>
+      <w:r>
+        <w:rPr>
+          <w:rFonts w:ascii="TH Sarabun New" w:eastAsia="Times New Roman" w:hAnsi="TH Sarabun New" w:cs="TH Sarabun New"/>
+          <w:color w:val="000000" w:themeColor="text1"/>
+          <w:sz w:val="32"/>
+          <w:szCs w:val="32"/>
+          <w:lang w:eastAsia="en-GB"/>
+        </w:rPr>
+        <w:tab/>
+        <w:t xml:space="preserve">          </w:t>
+      </w:r>
+      <w:r>
+        <w:rPr>
+          <w:rFonts w:ascii="TH Sarabun New" w:eastAsia="Times New Roman" w:hAnsi="TH Sarabun New" w:cs="TH Sarabun New"/>
+          <w:color w:val="000000" w:themeColor="text1"/>
+          <w:sz w:val="32"/>
+          <w:szCs w:val="32"/>
+          <w:lang w:eastAsia="en-GB"/>
+        </w:rPr>
+        <w:tab/>
+      </w:r>
+      <w:r>
+        <w:rPr>
+          <w:rFonts w:ascii="TH Sarabun New" w:eastAsia="Times New Roman" w:hAnsi="TH Sarabun New" w:cs="TH Sarabun New"/>
+          <w:b/>
+          <w:bCs/>
+          <w:color w:val="000000" w:themeColor="text1"/>
+          <w:sz w:val="32"/>
+          <w:szCs w:val="32"/>
+          <w:cs/>
+          <w:lang w:eastAsia="en-GB"/>
+        </w:rPr>
+        <w:t>วันที่</w:t>
+      </w:r>
+      <w:r>
+        <w:rPr>
+          <w:rFonts w:ascii="TH Sarabun New" w:eastAsia="Times New Roman" w:hAnsi="TH Sarabun New" w:cs="TH Sarabun New"/>
+          <w:b/>
+          <w:bCs/>
+          <w:color w:val="000000" w:themeColor="text1"/>
+          <w:sz w:val="32"/>
+          <w:szCs w:val="32"/>
+          <w:lang w:eastAsia="en-GB"/>
+        </w:rPr>
+        <w:t xml:space="preserve">  </w:t>
+      </w:r>
+      <w:r>
+        <w:rPr>
+          <w:rFonts w:ascii="TH Sarabun New" w:eastAsia="Times New Roman" w:hAnsi="TH Sarabun New" w:cs="TH Sarabun New"/>
+          <w:color w:val="000000" w:themeColor="text1"/>
+          <w:sz w:val="32"/>
+          <w:szCs w:val="32"/>
+          <w:lang w:val="en-US" w:eastAsia="en-GB"/>
+        </w:rPr>
+        <w:t>{{</w:t>
+      </w:r>
+      <w:r>
+        <w:rPr>
+          <w:rFonts w:ascii="TH Sarabun New" w:eastAsia="Times New Roman" w:hAnsi="TH Sarabun New" w:cs="TH Sarabun New"/>
+          <w:color w:val="000000" w:themeColor="text1"/>
+          <w:sz w:val="32"/>
+          <w:szCs w:val="32"/>
+          <w:lang w:eastAsia="en-GB"/>
+        </w:rPr>
+        <w:t>d</w:t>
+      </w:r>
+      <w:r>
+        <w:rPr>
+          <w:rFonts w:ascii="TH Sarabun New" w:eastAsia="Times New Roman" w:hAnsi="TH Sarabun New" w:cs="TH Sarabun New"/>
+          <w:color w:val="000000" w:themeColor="text1"/>
+          <w:sz w:val="32"/>
+          <w:szCs w:val="32"/>
+          <w:lang w:eastAsia="en-GB"/>
+        </w:rPr>
+        <w:t>ate</w:t>
+      </w:r>
+      <w:r>
+        <w:rPr>
+          <w:rFonts w:ascii="TH Sarabun New" w:eastAsia="Times New Roman" w:hAnsi="TH Sarabun New" w:cs="TH Sarabun New"/>
+          <w:color w:val="000000" w:themeColor="text1"/>
+          <w:sz w:val="32"/>
+          <w:szCs w:val="32"/>
+          <w:lang w:val="en-US" w:eastAsia="en-GB"/>
+        </w:rPr>
+        <w:t>}}</w:t>
+      </w:r>
+    </w:p>
+    <w:p>
+      <w:pPr>
+        <w:ind w:left="283" w:right="283"/>
+        <w:rPr>
+          <w:rFonts w:ascii="TH Sarabun New" w:eastAsia="Times New Roman" w:hAnsi="TH Sarabun New" w:cs="TH Sarabun New"/>
+          <w:color w:val="000000" w:themeColor="text1"/>
+          <w:sz w:val="16"/>
+          <w:szCs w:val="16"/>
+          <w:lang w:eastAsia="en-GB"/>
+        </w:rPr>
+      </w:pPr>
+    </w:p>
+    <w:p>
+      <w:pPr>
+        <w:rPr>
+          <w:rFonts w:ascii="TH Sarabun New" w:eastAsia="Times New Roman" w:hAnsi="TH Sarabun New" w:cs="TH Sarabun New"/>
+          <w:color w:val="000000" w:themeColor="text1"/>
+          <w:sz w:val="32"/>
+          <w:szCs w:val="32"/>
+          <w:cs/>
+          <w:lang w:eastAsia="en-GB"/>
+        </w:rPr>
+      </w:pPr>
+      <w:r>
+        <w:rPr>
+          <w:rFonts w:ascii="TH Sarabun New" w:eastAsia="Times New Roman" w:hAnsi="TH Sarabun New" w:cs="TH Sarabun New"/>
+          <w:b/>
+          <w:bCs/>
+          <w:color w:val="000000" w:themeColor="text1"/>
+          <w:sz w:val="32"/>
+          <w:szCs w:val="32"/>
+          <w:cs/>
+          <w:lang w:eastAsia="en-GB"/>
+        </w:rPr>
+        <w:t>เรื่อง</w:t>
+      </w:r>
+      <w:r>
+        <w:rPr>
+          <w:rFonts w:ascii="TH Sarabun New" w:eastAsia="Times New Roman" w:hAnsi="TH Sarabun New" w:cs="TH Sarabun New"/>
+          <w:b/>
+          <w:bCs/>
+          <w:color w:val="000000" w:themeColor="text1"/>
+          <w:sz w:val="32"/>
+          <w:szCs w:val="32"/>
+          <w:lang w:eastAsia="en-GB"/>
+        </w:rPr>
+        <w:tab/>
+      </w:r>
+      <w:r>
+        <w:rPr>
+          <w:rFonts w:ascii="TH Sarabun New" w:eastAsia="Times New Roman" w:hAnsi="TH Sarabun New" w:cs="TH Sarabun New" w:hint="cs"/>
+          <w:color w:val="000000" w:themeColor="text1"/>
+          <w:sz w:val="32"/>
+          <w:szCs w:val="32"/>
+          <w:cs/>
+          <w:lang w:eastAsia="en-GB"/>
+        </w:rPr>
+        <w:t>ขอเชิญเป็นกรรมการผู้ทรงคุณวุฒิและเข้าร่วมการประเมินผลการสอน</w:t>
+      </w:r>
+      <w:r>
+        <w:rPr>
+          <w:rFonts w:ascii="TH Sarabun New" w:eastAsia="Times New Roman" w:hAnsi="TH Sarabun New" w:cs="TH Sarabun New"/>
+          <w:color w:val="000000" w:themeColor="text1"/>
+          <w:sz w:val="32"/>
+          <w:szCs w:val="32"/>
+          <w:lang w:eastAsia="en-GB"/>
+        </w:rPr>
+        <w:tab/>
+      </w:r>
+    </w:p>
+    <w:p>
+      <w:pPr>
+        <w:ind w:left="283" w:right="283"/>
+        <w:rPr>
+          <w:rFonts w:ascii="TH Sarabun New" w:eastAsia="Times New Roman" w:hAnsi="TH Sarabun New" w:cs="TH Sarabun New"/>
+          <w:color w:val="000000" w:themeColor="text1"/>
+          <w:sz w:val="16"/>
+          <w:szCs w:val="16"/>
+          <w:cs/>
+          <w:lang w:eastAsia="en-GB"/>
+        </w:rPr>
+      </w:pPr>
+    </w:p>
+    <w:p>
+      <w:pPr>
+        <w:ind w:right="283"/>
+        <w:rPr>
+          <w:rFonts w:ascii="TH Sarabun New" w:eastAsia="Times New Roman" w:hAnsi="TH Sarabun New" w:cs="TH Sarabun New"/>
+          <w:color w:val="000000" w:themeColor="text1"/>
+          <w:sz w:val="32"/>
+          <w:szCs w:val="32"/>
+          <w:lang w:val="en-US" w:eastAsia="en-GB"/>
+        </w:rPr>
+      </w:pPr>
+      <w:r>
+        <w:rPr>
+          <w:rFonts w:ascii="TH Sarabun New" w:eastAsia="Times New Roman" w:hAnsi="TH Sarabun New" w:cs="TH Sarabun New"/>
+          <w:b/>
+          <w:bCs/>
+          <w:color w:val="000000" w:themeColor="text1"/>
+          <w:sz w:val="32"/>
+          <w:szCs w:val="32"/>
+          <w:cs/>
+          <w:lang w:eastAsia="en-GB"/>
+        </w:rPr>
+        <w:t>เรียน</w:t>
+      </w:r>
+      <w:r>
+        <w:rPr>
+          <w:rFonts w:ascii="TH Sarabun New" w:eastAsia="Times New Roman" w:hAnsi="TH Sarabun New" w:cs="TH Sarabun New"/>
+          <w:color w:val="000000" w:themeColor="text1"/>
+          <w:sz w:val="32"/>
+          <w:szCs w:val="32"/>
+          <w:cs/>
+          <w:lang w:eastAsia="en-GB"/>
+        </w:rPr>
+        <w:tab/>
+      </w:r>
+      <w:r>
+        <w:rPr>
+          <w:rFonts w:ascii="TH Sarabun New" w:eastAsia="Times New Roman" w:hAnsi="TH Sarabun New" w:cs="TH Sarabun New"/>
+          <w:color w:val="000000" w:themeColor="text1"/>
+          <w:sz w:val="32"/>
+          <w:szCs w:val="32"/>
+          <w:lang w:val="en-US" w:eastAsia="en-GB"/>
+        </w:rPr>
+        <w:t>{{</w:t>
+      </w:r>
+      <w:proofErr w:type="spellStart"/>
+      <w:r>
+        <w:rPr>
+          <w:rFonts w:ascii="TH Sarabun New" w:eastAsia="Times New Roman" w:hAnsi="TH Sarabun New" w:cs="TH Sarabun New"/>
+          <w:color w:val="000000" w:themeColor="text1"/>
+          <w:sz w:val="32"/>
+          <w:szCs w:val="32"/>
+          <w:lang w:val="en-US" w:eastAsia="en-GB"/>
+        </w:rPr>
+        <w:t>committee_name</w:t>
+      </w:r>
+      <w:proofErr w:type="spellEnd"/>
+      <w:r>
+        <w:rPr>
+          <w:rFonts w:ascii="TH Sarabun New" w:eastAsia="Times New Roman" w:hAnsi="TH Sarabun New" w:cs="TH Sarabun New"/>
+          <w:color w:val="000000" w:themeColor="text1"/>
+          <w:sz w:val="32"/>
+          <w:szCs w:val="32"/>
+          <w:lang w:val="en-US" w:eastAsia="en-GB"/>
+        </w:rPr>
+        <w:t>}}</w:t>
+      </w:r>
+    </w:p>
+    <w:p>
+      <w:pPr>
+        <w:jc w:val="thaiDistribute"/>
+        <w:rPr>
+          <w:rFonts w:ascii="TH Sarabun New" w:eastAsia="Times New Roman" w:hAnsi="TH Sarabun New" w:cs="TH Sarabun New"/>
+          <w:color w:val="000000" w:themeColor="text1"/>
+          <w:sz w:val="16"/>
+          <w:szCs w:val="16"/>
+          <w:lang w:eastAsia="en-GB"/>
+        </w:rPr>
+      </w:pPr>
+    </w:p>
+    <w:p>
+      <w:pPr>
+        <w:ind w:firstLine="720"/>
+        <w:jc w:val="thaiDistribute"/>
+        <w:rPr>
+          <w:rFonts w:ascii="TH Sarabun New" w:eastAsia="Times New Roman" w:hAnsi="TH Sarabun New" w:cs="TH Sarabun New"/>
+          <w:color w:val="000000" w:themeColor="text1"/>
+          <w:sz w:val="32"/>
+          <w:szCs w:val="32"/>
+          <w:lang w:val="en-US" w:eastAsia="en-GB"/>
+        </w:rPr>
+      </w:pPr>
+      <w:r>
+        <w:rPr>
+          <w:rFonts w:ascii="TH Sarabun New" w:eastAsia="Times New Roman" w:hAnsi="TH Sarabun New" w:cs="TH Sarabun New"/>
+          <w:color w:val="000000" w:themeColor="text1"/>
+          <w:sz w:val="32"/>
+          <w:szCs w:val="32"/>
+          <w:cs/>
+          <w:lang w:eastAsia="en-GB"/>
+        </w:rPr>
+        <w:tab/>
+      </w:r>
+      <w:r>
+        <w:rPr>
+          <w:rFonts w:ascii="TH Sarabun New" w:eastAsia="Times New Roman" w:hAnsi="TH Sarabun New" w:cs="TH Sarabun New" w:hint="cs"/>
+          <w:color w:val="000000" w:themeColor="text1"/>
+          <w:sz w:val="32"/>
+          <w:szCs w:val="32"/>
+          <w:cs/>
+          <w:lang w:eastAsia="en-GB"/>
+        </w:rPr>
+        <w:t xml:space="preserve">ตามคำสั่งวิทยาลัยการคอมพิวเตอร์ ที่ </w:t>
+      </w:r>
+      <w:r>
+        <w:rPr>
+          <w:rFonts w:ascii="TH Sarabun New" w:eastAsia="Times New Roman" w:hAnsi="TH Sarabun New" w:cs="TH Sarabun New"/>
+          <w:color w:val="000000" w:themeColor="text1"/>
+          <w:sz w:val="32"/>
+          <w:szCs w:val="32"/>
+          <w:lang w:val="en-US" w:eastAsia="en-GB"/>
+        </w:rPr>
+        <w:t>{{</w:t>
+      </w:r>
+      <w:proofErr w:type="spellStart"/>
+      <w:r>
+        <w:rPr>
+          <w:rFonts w:ascii="TH Sarabun New" w:eastAsia="Times New Roman" w:hAnsi="TH Sarabun New" w:cs="TH Sarabun New"/>
+          <w:color w:val="000000" w:themeColor="text1"/>
+          <w:sz w:val="32"/>
+          <w:szCs w:val="32"/>
+          <w:lang w:val="en-US" w:eastAsia="en-GB"/>
+        </w:rPr>
+        <w:t>ref_order_no</w:t>
+      </w:r>
+      <w:proofErr w:type="spellEnd"/>
+      <w:r>
+        <w:rPr>
+          <w:rFonts w:ascii="TH Sarabun New" w:eastAsia="Times New Roman" w:hAnsi="TH Sarabun New" w:cs="TH Sarabun New"/>
+          <w:color w:val="000000" w:themeColor="text1"/>
+          <w:sz w:val="32"/>
+          <w:szCs w:val="32"/>
+          <w:lang w:val="en-US" w:eastAsia="en-GB"/>
+        </w:rPr>
+        <w:t>}}</w:t>
+      </w:r>
+      <w:r>
+        <w:rPr>
+          <w:rFonts w:ascii="TH Sarabun New" w:eastAsia="Times New Roman" w:hAnsi="TH Sarabun New" w:cs="TH Sarabun New" w:hint="cs"/>
+          <w:color w:val="000000" w:themeColor="text1"/>
+          <w:sz w:val="32"/>
+          <w:szCs w:val="32"/>
+          <w:cs/>
+          <w:lang w:eastAsia="en-GB"/>
+        </w:rPr>
+        <w:t xml:space="preserve"> ลงวันที่ </w:t>
+      </w:r>
+      <w:r>
+        <w:rPr>
+          <w:rFonts w:ascii="TH Sarabun New" w:eastAsia="Times New Roman" w:hAnsi="TH Sarabun New" w:cs="TH Sarabun New"/>
+          <w:color w:val="000000" w:themeColor="text1"/>
+          <w:sz w:val="32"/>
+          <w:szCs w:val="32"/>
+          <w:lang w:val="en-US" w:eastAsia="en-GB"/>
+        </w:rPr>
+        <w:t>{{</w:t>
+      </w:r>
+      <w:proofErr w:type="spellStart"/>
+      <w:r>
+        <w:rPr>
+          <w:rFonts w:ascii="TH Sarabun New" w:eastAsia="Times New Roman" w:hAnsi="TH Sarabun New" w:cs="TH Sarabun New"/>
+          <w:color w:val="000000" w:themeColor="text1"/>
+          <w:sz w:val="32"/>
+          <w:szCs w:val="32"/>
+          <w:lang w:val="en-US" w:eastAsia="en-GB"/>
+        </w:rPr>
+        <w:t>ref_order_date</w:t>
+      </w:r>
+      <w:proofErr w:type="spellEnd"/>
+      <w:r>
+        <w:rPr>
+          <w:rFonts w:ascii="TH Sarabun New" w:eastAsia="Times New Roman" w:hAnsi="TH Sarabun New" w:cs="TH Sarabun New"/>
+          <w:color w:val="000000" w:themeColor="text1"/>
+          <w:sz w:val="32"/>
+          <w:szCs w:val="32"/>
+          <w:lang w:val="en-US" w:eastAsia="en-GB"/>
+        </w:rPr>
+        <w:t>}}</w:t>
+      </w:r>
+      <w:r>
+        <w:rPr>
+          <w:rFonts w:ascii="TH Sarabun New" w:eastAsia="Times New Roman" w:hAnsi="TH Sarabun New" w:cs="TH Sarabun New" w:hint="cs"/>
+          <w:color w:val="000000" w:themeColor="text1"/>
+          <w:sz w:val="32"/>
+          <w:szCs w:val="32"/>
+          <w:cs/>
+          <w:lang w:eastAsia="en-GB"/>
+        </w:rPr>
+        <w:t xml:space="preserve"> ได้แต่งตั้งท่านเป็นกรรมการผู้ทรงคุณวุฒิ ประเมินผลการสอนเพื่อประกอบการพิจารณาแต่งตั้งบุคคลให้ดำรงตำแหน่งทางวิชาการ บัดนี้ </w:t>
+      </w:r>
+      <w:r>
+        <w:rPr>
+          <w:rFonts w:ascii="TH Sarabun New" w:eastAsia="Times New Roman" w:hAnsi="TH Sarabun New" w:cs="TH Sarabun New"/>
+          <w:color w:val="000000" w:themeColor="text1"/>
+          <w:sz w:val="32"/>
+          <w:szCs w:val="32"/>
+          <w:lang w:val="en-US" w:eastAsia="en-GB"/>
+        </w:rPr>
+        <w:t>{{</w:t>
+      </w:r>
+      <w:proofErr w:type="spellStart"/>
+      <w:r>
+        <w:rPr>
+          <w:rFonts w:ascii="TH Sarabun New" w:eastAsia="Times New Roman" w:hAnsi="TH Sarabun New" w:cs="TH Sarabun New"/>
+          <w:color w:val="000000" w:themeColor="text1"/>
+          <w:sz w:val="32"/>
+          <w:szCs w:val="32"/>
+          <w:lang w:val="en-US" w:eastAsia="en-GB"/>
+        </w:rPr>
+        <w:t>applicant_title</w:t>
+      </w:r>
+      <w:proofErr w:type="spellEnd"/>
+      <w:r>
+        <w:rPr>
+          <w:rFonts w:ascii="TH Sarabun New" w:eastAsia="Times New Roman" w:hAnsi="TH Sarabun New" w:cs="TH Sarabun New"/>
+          <w:color w:val="000000" w:themeColor="text1"/>
+          <w:sz w:val="32"/>
+          <w:szCs w:val="32"/>
+          <w:lang w:val="en-US" w:eastAsia="en-GB"/>
+        </w:rPr>
+        <w:t>}}</w:t>
+      </w:r>
+      <w:r>
+        <w:rPr>
+          <w:rFonts w:ascii="TH Sarabun New" w:eastAsia="Times New Roman" w:hAnsi="TH Sarabun New" w:cs="TH Sarabun New"/>
+          <w:color w:val="000000" w:themeColor="text1"/>
+          <w:sz w:val="32"/>
+          <w:szCs w:val="32"/>
+          <w:lang w:val="en-US" w:eastAsia="en-GB"/>
+        </w:rPr>
+        <w:t>{{</w:t>
+      </w:r>
+      <w:proofErr w:type="spellStart"/>
+      <w:r>
+        <w:rPr>
+          <w:rFonts w:ascii="TH Sarabun New" w:eastAsia="Times New Roman" w:hAnsi="TH Sarabun New" w:cs="TH Sarabun New"/>
+          <w:color w:val="000000" w:themeColor="text1"/>
+          <w:sz w:val="32"/>
+          <w:szCs w:val="32"/>
+          <w:lang w:val="en-US" w:eastAsia="en-GB"/>
+        </w:rPr>
+        <w:t>applicant_</w:t>
+      </w:r>
+      <w:r>
+        <w:rPr>
+          <w:rFonts w:ascii="TH Sarabun New" w:eastAsia="Times New Roman" w:hAnsi="TH Sarabun New" w:cs="TH Sarabun New"/>
+          <w:color w:val="000000" w:themeColor="text1"/>
+          <w:sz w:val="32"/>
+          <w:szCs w:val="32"/>
+          <w:lang w:val="en-US" w:eastAsia="en-GB"/>
+        </w:rPr>
+        <w:t>name</w:t>
+      </w:r>
+      <w:proofErr w:type="spellEnd"/>
+      <w:r>
+        <w:rPr>
+          <w:rFonts w:ascii="TH Sarabun New" w:eastAsia="Times New Roman" w:hAnsi="TH Sarabun New" w:cs="TH Sarabun New"/>
+          <w:color w:val="000000" w:themeColor="text1"/>
+          <w:sz w:val="32"/>
+          <w:szCs w:val="32"/>
+          <w:lang w:val="en-US" w:eastAsia="en-GB"/>
+        </w:rPr>
+        <w:t>}}</w:t>
+      </w:r>
+      <w:r>
+        <w:rPr>
+          <w:rFonts w:ascii="TH Sarabun New" w:eastAsia="Times New Roman" w:hAnsi="TH Sarabun New" w:cs="TH Sarabun New" w:hint="cs"/>
+          <w:color w:val="000000" w:themeColor="text1"/>
+          <w:sz w:val="32"/>
+          <w:szCs w:val="32"/>
+          <w:cs/>
+          <w:lang w:eastAsia="en-GB"/>
+        </w:rPr>
+        <w:t xml:space="preserve"> </w:t>
+      </w:r>
+      <w:r>
+        <w:rPr>
+          <w:rFonts w:ascii="TH Sarabun New" w:eastAsia="Times New Roman" w:hAnsi="TH Sarabun New" w:cs="TH Sarabun New"/>
+          <w:color w:val="000000" w:themeColor="text1"/>
+          <w:sz w:val="32"/>
+          <w:szCs w:val="32"/>
+          <w:lang w:val="en-US" w:eastAsia="en-GB"/>
+        </w:rPr>
+        <w:t>{{</w:t>
+      </w:r>
+      <w:proofErr w:type="spellStart"/>
+      <w:r>
+        <w:rPr>
+          <w:rFonts w:ascii="TH Sarabun New" w:eastAsia="Times New Roman" w:hAnsi="TH Sarabun New" w:cs="TH Sarabun New"/>
+          <w:color w:val="000000" w:themeColor="text1"/>
+          <w:sz w:val="32"/>
+          <w:szCs w:val="32"/>
+          <w:lang w:val="en-US" w:eastAsia="en-GB"/>
+        </w:rPr>
+        <w:t>applicant_employee_type</w:t>
+      </w:r>
+      <w:proofErr w:type="spellEnd"/>
+      <w:r>
+        <w:rPr>
+          <w:rFonts w:ascii="TH Sarabun New" w:eastAsia="Times New Roman" w:hAnsi="TH Sarabun New" w:cs="TH Sarabun New"/>
+          <w:color w:val="000000" w:themeColor="text1"/>
+          <w:sz w:val="32"/>
+          <w:szCs w:val="32"/>
+          <w:lang w:val="en-US" w:eastAsia="en-GB"/>
+        </w:rPr>
+        <w:t>}}</w:t>
+      </w:r>
+      <w:r>
+        <w:rPr>
+          <w:rFonts w:ascii="TH Sarabun New" w:eastAsia="Times New Roman" w:hAnsi="TH Sarabun New" w:cs="TH Sarabun New" w:hint="cs"/>
+          <w:color w:val="000000" w:themeColor="text1"/>
+          <w:sz w:val="32"/>
+          <w:szCs w:val="32"/>
+          <w:cs/>
+          <w:lang w:eastAsia="en-GB"/>
+        </w:rPr>
+        <w:t xml:space="preserve"> ตำแหน่ง </w:t>
+      </w:r>
+      <w:r>
+        <w:rPr>
+          <w:rFonts w:ascii="TH Sarabun New" w:eastAsia="Times New Roman" w:hAnsi="TH Sarabun New" w:cs="TH Sarabun New"/>
+          <w:color w:val="000000" w:themeColor="text1"/>
+          <w:sz w:val="32"/>
+          <w:szCs w:val="32"/>
+          <w:lang w:val="en-US" w:eastAsia="en-GB"/>
+        </w:rPr>
+        <w:t>{{</w:t>
+      </w:r>
+      <w:proofErr w:type="spellStart"/>
+      <w:r>
+        <w:rPr>
+          <w:rFonts w:ascii="TH Sarabun New" w:eastAsia="Times New Roman" w:hAnsi="TH Sarabun New" w:cs="TH Sarabun New"/>
+          <w:color w:val="000000" w:themeColor="text1"/>
+          <w:sz w:val="32"/>
+          <w:szCs w:val="32"/>
+          <w:lang w:eastAsia="en-GB"/>
+        </w:rPr>
+        <w:t>applicant_current_pos</w:t>
+      </w:r>
+      <w:proofErr w:type="spellEnd"/>
+      <w:r>
+        <w:rPr>
+          <w:rFonts w:ascii="TH Sarabun New" w:eastAsia="Times New Roman" w:hAnsi="TH Sarabun New" w:cs="TH Sarabun New"/>
+          <w:color w:val="000000" w:themeColor="text1"/>
+          <w:sz w:val="32"/>
+          <w:szCs w:val="32"/>
+          <w:lang w:val="en-US" w:eastAsia="en-GB"/>
+        </w:rPr>
+        <w:t>}}</w:t>
+      </w:r>
+      <w:r>
+        <w:rPr>
+          <w:rFonts w:ascii="TH Sarabun New" w:eastAsia="Times New Roman" w:hAnsi="TH Sarabun New" w:cs="TH Sarabun New" w:hint="cs"/>
+          <w:color w:val="000000" w:themeColor="text1"/>
+          <w:sz w:val="32"/>
+          <w:szCs w:val="32"/>
+          <w:cs/>
+          <w:lang w:eastAsia="en-GB"/>
+        </w:rPr>
+        <w:t xml:space="preserve"> สังกัด วิทยาลัยการคอมพิวเตอร์  ได้แจ้งความประสงค์ขอรับการประเมินผลการสอน เพื่อประกอบการพิจารณาแต่งตั้งให้ดำรงตำแหน่งทางวิชาการ เป็น </w:t>
+      </w:r>
+      <w:r>
+        <w:rPr>
+          <w:rFonts w:ascii="TH Sarabun New" w:eastAsia="Times New Roman" w:hAnsi="TH Sarabun New" w:cs="TH Sarabun New"/>
+          <w:color w:val="000000" w:themeColor="text1"/>
+          <w:sz w:val="32"/>
+          <w:szCs w:val="32"/>
+          <w:lang w:val="en-US" w:eastAsia="en-GB"/>
+        </w:rPr>
+        <w:t>{{</w:t>
+      </w:r>
+      <w:proofErr w:type="spellStart"/>
+      <w:r>
+        <w:rPr>
+          <w:rFonts w:ascii="TH Sarabun New" w:eastAsia="Times New Roman" w:hAnsi="TH Sarabun New" w:cs="TH Sarabun New"/>
+          <w:color w:val="000000" w:themeColor="text1"/>
+          <w:sz w:val="32"/>
+          <w:szCs w:val="32"/>
+          <w:lang w:val="en-US" w:eastAsia="en-GB"/>
+        </w:rPr>
+        <w:t>applicant_req_pos</w:t>
+      </w:r>
+      <w:proofErr w:type="spellEnd"/>
+      <w:r>
+        <w:rPr>
+          <w:rFonts w:ascii="TH Sarabun New" w:eastAsia="Times New Roman" w:hAnsi="TH Sarabun New" w:cs="TH Sarabun New"/>
+          <w:color w:val="000000" w:themeColor="text1"/>
+          <w:sz w:val="32"/>
+          <w:szCs w:val="32"/>
+          <w:lang w:val="en-US" w:eastAsia="en-GB"/>
+        </w:rPr>
+        <w:t>}}</w:t>
+      </w:r>
+    </w:p>
+    <w:p>
+      <w:pPr>
+        <w:ind w:firstLine="720"/>
+        <w:jc w:val="thaiDistribute"/>
+        <w:rPr>
+          <w:rFonts w:ascii="TH Sarabun New" w:eastAsia="Times New Roman" w:hAnsi="TH Sarabun New" w:cs="TH Sarabun New"/>
+          <w:color w:val="000000" w:themeColor="text1"/>
+          <w:sz w:val="16"/>
+          <w:szCs w:val="16"/>
+          <w:lang w:val="en-US" w:eastAsia="en-GB"/>
+        </w:rPr>
+      </w:pPr>
+    </w:p>
+    <w:p>
+      <w:pPr>
+        <w:ind w:firstLine="720"/>
+        <w:jc w:val="thaiDistribute"/>
+        <w:rPr>
+          <w:rFonts w:ascii="TH Sarabun New" w:eastAsia="Times New Roman" w:hAnsi="TH Sarabun New" w:cs="TH Sarabun New"/>
+          <w:b/>
+          <w:bCs/>
+          <w:color w:val="000000" w:themeColor="text1"/>
+          <w:sz w:val="32"/>
+          <w:szCs w:val="32"/>
+          <w:lang w:val="en-US" w:eastAsia="en-GB"/>
+        </w:rPr>
+      </w:pPr>
+      <w:r>
+        <w:rPr>
+          <w:rFonts w:ascii="TH Sarabun New" w:eastAsia="Times New Roman" w:hAnsi="TH Sarabun New" w:cs="TH Sarabun New"/>
+          <w:color w:val="000000" w:themeColor="text1"/>
+          <w:sz w:val="32"/>
+          <w:szCs w:val="32"/>
+          <w:cs/>
+          <w:lang w:val="en-US" w:eastAsia="en-GB"/>
+        </w:rPr>
+        <w:tab/>
+      </w:r>
+      <w:r>
+        <w:rPr>
+          <w:rFonts w:ascii="TH Sarabun New" w:eastAsia="Times New Roman" w:hAnsi="TH Sarabun New" w:cs="TH Sarabun New" w:hint="cs"/>
+          <w:color w:val="000000" w:themeColor="text1"/>
+          <w:sz w:val="32"/>
+          <w:szCs w:val="32"/>
+          <w:cs/>
+          <w:lang w:val="en-US" w:eastAsia="en-GB"/>
+        </w:rPr>
+        <w:t>วิทยาลัยการคอมพิวเตอร์ จึงใคร่ขอเชิญท่านเข้าร่วมประเมินผลการสอนของบุคคลดังกล่าว</w:t>
+      </w:r>
+      <w:r>
+        <w:rPr>
+          <w:rFonts w:ascii="TH Sarabun New" w:eastAsia="Times New Roman" w:hAnsi="TH Sarabun New" w:cs="TH Sarabun New" w:hint="cs"/>
+          <w:b/>
+          <w:bCs/>
+          <w:color w:val="000000" w:themeColor="text1"/>
+          <w:sz w:val="32"/>
+          <w:szCs w:val="32"/>
+          <w:cs/>
+          <w:lang w:val="en-US" w:eastAsia="en-GB"/>
+        </w:rPr>
+        <w:t xml:space="preserve">  ในวัน</w:t>
+      </w:r>
+      <w:r>
+        <w:rPr>
+          <w:rFonts w:ascii="TH Sarabun New" w:eastAsia="Times New Roman" w:hAnsi="TH Sarabun New" w:cs="TH Sarabun New"/>
+          <w:b/>
+          <w:bCs/>
+          <w:color w:val="000000" w:themeColor="text1"/>
+          <w:sz w:val="32"/>
+          <w:szCs w:val="32"/>
+          <w:lang w:val="en-US" w:eastAsia="en-GB"/>
+        </w:rPr>
+        <w:t>{{</w:t>
+      </w:r>
+      <w:proofErr w:type="spellStart"/>
+      <w:r>
+        <w:rPr>
+          <w:rFonts w:ascii="TH Sarabun New" w:eastAsia="Times New Roman" w:hAnsi="TH Sarabun New" w:cs="TH Sarabun New"/>
+          <w:b/>
+          <w:bCs/>
+          <w:color w:val="000000" w:themeColor="text1"/>
+          <w:sz w:val="32"/>
+          <w:szCs w:val="32"/>
+          <w:lang w:val="en-US" w:eastAsia="en-GB"/>
+        </w:rPr>
+        <w:t>schedule_date</w:t>
+      </w:r>
+      <w:proofErr w:type="spellEnd"/>
+      <w:r>
+        <w:rPr>
+          <w:rFonts w:ascii="TH Sarabun New" w:eastAsia="Times New Roman" w:hAnsi="TH Sarabun New" w:cs="TH Sarabun New"/>
+          <w:b/>
+          <w:bCs/>
+          <w:color w:val="000000" w:themeColor="text1"/>
+          <w:sz w:val="32"/>
+          <w:szCs w:val="32"/>
+          <w:lang w:val="en-US" w:eastAsia="en-GB"/>
+        </w:rPr>
+        <w:t>}}</w:t>
+      </w:r>
+      <w:r>
+        <w:rPr>
+          <w:rFonts w:ascii="TH Sarabun New" w:eastAsia="Times New Roman" w:hAnsi="TH Sarabun New" w:cs="TH Sarabun New" w:hint="cs"/>
+          <w:b/>
+          <w:bCs/>
+          <w:color w:val="000000" w:themeColor="text1"/>
+          <w:sz w:val="32"/>
+          <w:szCs w:val="32"/>
+          <w:cs/>
+          <w:lang w:val="en-US" w:eastAsia="en-GB"/>
+        </w:rPr>
+        <w:t xml:space="preserve"> เวลา </w:t>
+      </w:r>
+      <w:r>
+        <w:rPr>
+          <w:rFonts w:ascii="TH Sarabun New" w:eastAsia="Times New Roman" w:hAnsi="TH Sarabun New" w:cs="TH Sarabun New"/>
+          <w:b/>
+          <w:bCs/>
+          <w:color w:val="000000" w:themeColor="text1"/>
+          <w:sz w:val="32"/>
+          <w:szCs w:val="32"/>
+          <w:lang w:val="en-US" w:eastAsia="en-GB"/>
+        </w:rPr>
+        <w:t>{{</w:t>
+      </w:r>
+      <w:proofErr w:type="spellStart"/>
+      <w:r>
+        <w:rPr>
+          <w:rFonts w:ascii="TH Sarabun New" w:eastAsia="Times New Roman" w:hAnsi="TH Sarabun New" w:cs="TH Sarabun New"/>
+          <w:b/>
+          <w:bCs/>
+          <w:color w:val="000000" w:themeColor="text1"/>
+          <w:sz w:val="32"/>
+          <w:szCs w:val="32"/>
+          <w:lang w:val="en-US" w:eastAsia="en-GB"/>
+        </w:rPr>
+        <w:t>schedule_time_start</w:t>
+      </w:r>
+      <w:proofErr w:type="spellEnd"/>
+      <w:r>
+        <w:rPr>
+          <w:rFonts w:ascii="TH Sarabun New" w:eastAsia="Times New Roman" w:hAnsi="TH Sarabun New" w:cs="TH Sarabun New"/>
+          <w:b/>
+          <w:bCs/>
+          <w:color w:val="000000" w:themeColor="text1"/>
+          <w:sz w:val="32"/>
+          <w:szCs w:val="32"/>
+          <w:lang w:val="en-US" w:eastAsia="en-GB"/>
+        </w:rPr>
+        <w:t>}}</w:t>
+      </w:r>
+      <w:r>
+        <w:rPr>
+          <w:rFonts w:ascii="TH Sarabun New" w:eastAsia="Times New Roman" w:hAnsi="TH Sarabun New" w:cs="TH Sarabun New" w:hint="cs"/>
+          <w:b/>
+          <w:bCs/>
+          <w:color w:val="000000" w:themeColor="text1"/>
+          <w:sz w:val="32"/>
+          <w:szCs w:val="32"/>
+          <w:cs/>
+          <w:lang w:val="en-US" w:eastAsia="en-GB"/>
+        </w:rPr>
+        <w:t xml:space="preserve"> </w:t>
+      </w:r>
+      <w:r>
+        <w:rPr>
+          <w:rFonts w:ascii="TH Sarabun New" w:eastAsia="Times New Roman" w:hAnsi="TH Sarabun New" w:cs="TH Sarabun New"/>
+          <w:b/>
+          <w:bCs/>
+          <w:color w:val="000000" w:themeColor="text1"/>
+          <w:sz w:val="32"/>
+          <w:szCs w:val="32"/>
+          <w:cs/>
+          <w:lang w:val="en-US" w:eastAsia="en-GB"/>
+        </w:rPr>
+        <w:t>–</w:t>
+      </w:r>
+      <w:r>
+        <w:rPr>
+          <w:rFonts w:ascii="TH Sarabun New" w:eastAsia="Times New Roman" w:hAnsi="TH Sarabun New" w:cs="TH Sarabun New" w:hint="cs"/>
+          <w:b/>
+          <w:bCs/>
+          <w:color w:val="000000" w:themeColor="text1"/>
+          <w:sz w:val="32"/>
+          <w:szCs w:val="32"/>
+          <w:cs/>
+          <w:lang w:val="en-US" w:eastAsia="en-GB"/>
+        </w:rPr>
+        <w:t xml:space="preserve"> </w:t>
+      </w:r>
+      <w:r>
+        <w:rPr>
+          <w:rFonts w:ascii="TH Sarabun New" w:eastAsia="Times New Roman" w:hAnsi="TH Sarabun New" w:cs="TH Sarabun New"/>
+          <w:b/>
+          <w:bCs/>
+          <w:color w:val="000000" w:themeColor="text1"/>
+          <w:sz w:val="32"/>
+          <w:szCs w:val="32"/>
+          <w:lang w:val="en-US" w:eastAsia="en-GB"/>
+        </w:rPr>
+        <w:t>{{</w:t>
+      </w:r>
+      <w:proofErr w:type="spellStart"/>
+      <w:r>
+        <w:rPr>
+          <w:rFonts w:ascii="TH Sarabun New" w:eastAsia="Times New Roman" w:hAnsi="TH Sarabun New" w:cs="TH Sarabun New"/>
+          <w:b/>
+          <w:bCs/>
+          <w:color w:val="000000" w:themeColor="text1"/>
+          <w:sz w:val="32"/>
+          <w:szCs w:val="32"/>
+          <w:lang w:val="en-US" w:eastAsia="en-GB"/>
+        </w:rPr>
+        <w:t>schedule_time_</w:t>
+      </w:r>
+      <w:r>
+        <w:rPr>
+          <w:rFonts w:ascii="TH Sarabun New" w:eastAsia="Times New Roman" w:hAnsi="TH Sarabun New" w:cs="TH Sarabun New"/>
+          <w:b/>
+          <w:bCs/>
+          <w:color w:val="000000" w:themeColor="text1"/>
+          <w:sz w:val="32"/>
+          <w:szCs w:val="32"/>
+          <w:lang w:val="en-US" w:eastAsia="en-GB"/>
+        </w:rPr>
+        <w:t>end</w:t>
+      </w:r>
+      <w:proofErr w:type="spellEnd"/>
+      <w:r>
+        <w:rPr>
+          <w:rFonts w:ascii="TH Sarabun New" w:eastAsia="Times New Roman" w:hAnsi="TH Sarabun New" w:cs="TH Sarabun New"/>
+          <w:b/>
+          <w:bCs/>
+          <w:color w:val="000000" w:themeColor="text1"/>
+          <w:sz w:val="32"/>
+          <w:szCs w:val="32"/>
+          <w:lang w:val="en-US" w:eastAsia="en-GB"/>
+        </w:rPr>
+        <w:t>}}</w:t>
+      </w:r>
+      <w:r>
+        <w:rPr>
+          <w:rFonts w:ascii="TH Sarabun New" w:eastAsia="Times New Roman" w:hAnsi="TH Sarabun New" w:cs="TH Sarabun New" w:hint="cs"/>
+          <w:b/>
+          <w:bCs/>
+          <w:color w:val="000000" w:themeColor="text1"/>
+          <w:sz w:val="32"/>
+          <w:szCs w:val="32"/>
+          <w:cs/>
+          <w:lang w:val="en-US" w:eastAsia="en-GB"/>
+        </w:rPr>
+        <w:t xml:space="preserve"> น. ณ </w:t>
+      </w:r>
+      <w:r>
+        <w:rPr>
+          <w:rFonts w:ascii="TH Sarabun New" w:eastAsia="Times New Roman" w:hAnsi="TH Sarabun New" w:cs="TH Sarabun New"/>
+          <w:b/>
+          <w:bCs/>
+          <w:color w:val="000000" w:themeColor="text1"/>
+          <w:sz w:val="32"/>
+          <w:szCs w:val="32"/>
+          <w:lang w:val="en-US" w:eastAsia="en-GB"/>
+        </w:rPr>
+        <w:t>{{</w:t>
+      </w:r>
+      <w:proofErr w:type="spellStart"/>
+      <w:r>
+        <w:rPr>
+          <w:rFonts w:ascii="TH Sarabun New" w:eastAsia="Times New Roman" w:hAnsi="TH Sarabun New" w:cs="TH Sarabun New"/>
+          <w:b/>
+          <w:bCs/>
+          <w:color w:val="000000" w:themeColor="text1"/>
+          <w:sz w:val="32"/>
+          <w:szCs w:val="32"/>
+          <w:lang w:val="en-US" w:eastAsia="en-GB"/>
+        </w:rPr>
+        <w:t>schedule_</w:t>
+      </w:r>
+      <w:r>
+        <w:rPr>
+          <w:rFonts w:ascii="TH Sarabun New" w:eastAsia="Times New Roman" w:hAnsi="TH Sarabun New" w:cs="TH Sarabun New"/>
+          <w:b/>
+          <w:bCs/>
+          <w:color w:val="000000" w:themeColor="text1"/>
+          <w:sz w:val="32"/>
+          <w:szCs w:val="32"/>
+          <w:lang w:val="en-US" w:eastAsia="en-GB"/>
+        </w:rPr>
+        <w:t>venue</w:t>
+      </w:r>
+      <w:proofErr w:type="spellEnd"/>
+      <w:r>
+        <w:rPr>
+          <w:rFonts w:ascii="TH Sarabun New" w:eastAsia="Times New Roman" w:hAnsi="TH Sarabun New" w:cs="TH Sarabun New"/>
+          <w:color w:val="000000" w:themeColor="text1"/>
+          <w:sz w:val="32"/>
+          <w:szCs w:val="32"/>
+          <w:lang w:val="en-US" w:eastAsia="en-GB"/>
+        </w:rPr>
+        <w:t>}}</w:t>
+      </w:r>
+      <w:r>
+        <w:rPr>
+          <w:rFonts w:ascii="TH Sarabun New" w:eastAsia="Times New Roman" w:hAnsi="TH Sarabun New" w:cs="TH Sarabun New" w:hint="cs"/>
+          <w:color w:val="000000" w:themeColor="text1"/>
+          <w:sz w:val="32"/>
+          <w:szCs w:val="32"/>
+          <w:cs/>
+          <w:lang w:val="en-US" w:eastAsia="en-GB"/>
+        </w:rPr>
+        <w:t xml:space="preserve"> </w:t>
+      </w:r>
+      <w:r>
+        <w:rPr>
+          <w:rFonts w:ascii="TH Sarabun New" w:eastAsia="Times New Roman" w:hAnsi="TH Sarabun New" w:cs="TH Sarabun New" w:hint="cs"/>
+          <w:color w:val="000000" w:themeColor="text1"/>
+          <w:sz w:val="32"/>
+          <w:szCs w:val="32"/>
+          <w:cs/>
+          <w:lang w:val="en-US" w:eastAsia="en-GB"/>
+        </w:rPr>
+        <w:t>พ</w:t>
+      </w:r>
+      <w:r>
+        <w:rPr>
+          <w:rFonts w:ascii="TH Sarabun New" w:eastAsia="Times New Roman" w:hAnsi="TH Sarabun New" w:cs="TH Sarabun New" w:hint="cs"/>
+          <w:color w:val="000000" w:themeColor="text1"/>
+          <w:sz w:val="32"/>
+          <w:szCs w:val="32"/>
+          <w:cs/>
+          <w:lang w:val="en-US" w:eastAsia="en-GB"/>
+        </w:rPr>
+        <w:t>ร้อมนี้ได้แนบเอกสารดังต่อไปนี้</w:t>
+      </w:r>
+    </w:p>
+    <w:p>
+      <w:pPr>
+        <w:ind w:firstLine="720"/>
+        <w:jc w:val="thaiDistribute"/>
+        <w:rPr>
+          <w:rFonts w:ascii="TH Sarabun New" w:eastAsia="Times New Roman" w:hAnsi="TH Sarabun New" w:cs="TH Sarabun New"/>
+          <w:color w:val="000000" w:themeColor="text1"/>
+          <w:sz w:val="16"/>
+          <w:szCs w:val="16"/>
+          <w:lang w:val="en-US" w:eastAsia="en-GB"/>
+        </w:rPr>
+      </w:pPr>
+    </w:p>
+    <w:p>
+      <w:pPr>
+        <w:ind w:firstLine="720"/>
+        <w:jc w:val="thaiDistribute"/>
+        <w:rPr>
+          <w:rFonts w:ascii="TH Sarabun New" w:eastAsia="Times New Roman" w:hAnsi="TH Sarabun New" w:cs="TH Sarabun New"/>
+          <w:color w:val="000000" w:themeColor="text1"/>
+          <w:sz w:val="32"/>
+          <w:szCs w:val="32"/>
+          <w:lang w:val="en-US" w:eastAsia="en-GB"/>
+        </w:rPr>
+      </w:pPr>
+      <w:r>
+        <w:rPr>
+          <w:rFonts w:ascii="TH Sarabun New" w:eastAsia="Times New Roman" w:hAnsi="TH Sarabun New" w:cs="TH Sarabun New"/>
+          <w:color w:val="000000" w:themeColor="text1"/>
+          <w:sz w:val="32"/>
+          <w:szCs w:val="32"/>
+          <w:cs/>
+          <w:lang w:val="en-US" w:eastAsia="en-GB"/>
+        </w:rPr>
+        <w:tab/>
+      </w:r>
+      <w:r>
+        <w:rPr>
+          <w:rFonts w:ascii="TH Sarabun New" w:eastAsia="Times New Roman" w:hAnsi="TH Sarabun New" w:cs="TH Sarabun New" w:hint="cs"/>
+          <w:color w:val="000000" w:themeColor="text1"/>
+          <w:sz w:val="32"/>
+          <w:szCs w:val="32"/>
+          <w:cs/>
+          <w:lang w:val="en-US" w:eastAsia="en-GB"/>
+        </w:rPr>
+        <w:t>1. แผนการสอน พร้อมเกณฑ์และวิธีวัดประเมินผลของผู้เรียน</w:t>
+      </w:r>
+    </w:p>
+    <w:p>
+      <w:pPr>
+        <w:ind w:firstLine="720"/>
+        <w:jc w:val="thaiDistribute"/>
+        <w:rPr>
+          <w:rFonts w:ascii="TH Sarabun New" w:eastAsia="Times New Roman" w:hAnsi="TH Sarabun New" w:cs="TH Sarabun New"/>
+          <w:color w:val="000000" w:themeColor="text1"/>
+          <w:sz w:val="32"/>
+          <w:szCs w:val="32"/>
+          <w:lang w:val="en-US" w:eastAsia="en-GB"/>
+        </w:rPr>
+      </w:pPr>
+      <w:r>
+        <w:rPr>
+          <w:rFonts w:ascii="TH Sarabun New" w:eastAsia="Times New Roman" w:hAnsi="TH Sarabun New" w:cs="TH Sarabun New"/>
+          <w:color w:val="000000" w:themeColor="text1"/>
+          <w:sz w:val="32"/>
+          <w:szCs w:val="32"/>
+          <w:cs/>
+          <w:lang w:val="en-US" w:eastAsia="en-GB"/>
+        </w:rPr>
+        <w:tab/>
+      </w:r>
+      <w:r>
+        <w:rPr>
+          <w:rFonts w:ascii="TH Sarabun New" w:eastAsia="Times New Roman" w:hAnsi="TH Sarabun New" w:cs="TH Sarabun New" w:hint="cs"/>
+          <w:color w:val="000000" w:themeColor="text1"/>
+          <w:sz w:val="32"/>
+          <w:szCs w:val="32"/>
+          <w:cs/>
+          <w:lang w:val="en-US" w:eastAsia="en-GB"/>
+        </w:rPr>
+        <w:t>2. สาระสำคัญของเนื้อหาวิชาประกอบการบรรยายหรือการจัดกิจกรรมการเรียนรู้</w:t>
+      </w:r>
+    </w:p>
+    <w:p>
+      <w:pPr>
+        <w:ind w:firstLine="720"/>
+        <w:jc w:val="thaiDistribute"/>
+        <w:rPr>
+          <w:rFonts w:ascii="TH Sarabun New" w:eastAsia="Times New Roman" w:hAnsi="TH Sarabun New" w:cs="TH Sarabun New"/>
+          <w:color w:val="000000" w:themeColor="text1"/>
+          <w:sz w:val="32"/>
+          <w:szCs w:val="32"/>
+          <w:lang w:val="en-US" w:eastAsia="en-GB"/>
+        </w:rPr>
+      </w:pPr>
+      <w:r>
+        <w:rPr>
+          <w:rFonts w:ascii="TH Sarabun New" w:eastAsia="Times New Roman" w:hAnsi="TH Sarabun New" w:cs="TH Sarabun New"/>
+          <w:color w:val="000000" w:themeColor="text1"/>
+          <w:sz w:val="32"/>
+          <w:szCs w:val="32"/>
+          <w:cs/>
+          <w:lang w:val="en-US" w:eastAsia="en-GB"/>
+        </w:rPr>
+        <w:tab/>
+      </w:r>
+      <w:r>
+        <w:rPr>
+          <w:rFonts w:ascii="TH Sarabun New" w:eastAsia="Times New Roman" w:hAnsi="TH Sarabun New" w:cs="TH Sarabun New" w:hint="cs"/>
+          <w:color w:val="000000" w:themeColor="text1"/>
+          <w:sz w:val="32"/>
+          <w:szCs w:val="32"/>
+          <w:cs/>
+          <w:lang w:val="en-US" w:eastAsia="en-GB"/>
+        </w:rPr>
+        <w:t xml:space="preserve">3. สื่อการสอน เช่น ชีทเอกสาร </w:t>
+      </w:r>
+      <w:r>
+        <w:rPr>
+          <w:rFonts w:ascii="TH Sarabun New" w:eastAsia="Times New Roman" w:hAnsi="TH Sarabun New" w:cs="TH Sarabun New"/>
+          <w:color w:val="000000" w:themeColor="text1"/>
+          <w:sz w:val="32"/>
+          <w:szCs w:val="32"/>
+          <w:lang w:val="en-US" w:eastAsia="en-GB"/>
+        </w:rPr>
+        <w:t xml:space="preserve">power Point </w:t>
+      </w:r>
+      <w:r>
+        <w:rPr>
+          <w:rFonts w:ascii="TH Sarabun New" w:eastAsia="Times New Roman" w:hAnsi="TH Sarabun New" w:cs="TH Sarabun New" w:hint="cs"/>
+          <w:color w:val="000000" w:themeColor="text1"/>
+          <w:sz w:val="32"/>
+          <w:szCs w:val="32"/>
+          <w:cs/>
+          <w:lang w:val="en-US" w:eastAsia="en-GB"/>
+        </w:rPr>
+        <w:t>สื่อปฏิสัมพันธ์แบบดิจิทัลและอื่นๆ</w:t>
+      </w:r>
+    </w:p>
+    <w:p>
+      <w:pPr>
+        <w:ind w:firstLine="720"/>
+        <w:jc w:val="thaiDistribute"/>
+        <w:rPr>
+          <w:rFonts w:ascii="TH Sarabun New" w:eastAsia="Times New Roman" w:hAnsi="TH Sarabun New" w:cs="TH Sarabun New"/>
+          <w:color w:val="000000" w:themeColor="text1"/>
+          <w:sz w:val="32"/>
+          <w:szCs w:val="32"/>
+          <w:lang w:val="en-US" w:eastAsia="en-GB"/>
+        </w:rPr>
+      </w:pPr>
+      <w:r>
+        <w:rPr>
+          <w:rFonts w:ascii="TH Sarabun New" w:eastAsia="Times New Roman" w:hAnsi="TH Sarabun New" w:cs="TH Sarabun New"/>
+          <w:color w:val="000000" w:themeColor="text1"/>
+          <w:sz w:val="32"/>
+          <w:szCs w:val="32"/>
+          <w:cs/>
+          <w:lang w:val="en-US" w:eastAsia="en-GB"/>
+        </w:rPr>
+        <w:tab/>
+      </w:r>
+      <w:r>
+        <w:rPr>
+          <w:rFonts w:ascii="TH Sarabun New" w:eastAsia="Times New Roman" w:hAnsi="TH Sarabun New" w:cs="TH Sarabun New" w:hint="cs"/>
+          <w:color w:val="000000" w:themeColor="text1"/>
+          <w:sz w:val="32"/>
+          <w:szCs w:val="32"/>
+          <w:cs/>
+          <w:lang w:val="en-US" w:eastAsia="en-GB"/>
+        </w:rPr>
+        <w:t>4. ผลการประเมินการสอนโดยนักศึกษา</w:t>
+      </w:r>
+    </w:p>
+    <w:p>
+      <w:pPr>
+        <w:jc w:val="thaiDistribute"/>
+        <w:rPr>
+          <w:rFonts w:ascii="TH Sarabun New" w:eastAsia="Times New Roman" w:hAnsi="TH Sarabun New" w:cs="TH Sarabun New"/>
+          <w:color w:val="000000" w:themeColor="text1"/>
+          <w:sz w:val="16"/>
+          <w:szCs w:val="16"/>
+          <w:lang w:eastAsia="en-GB"/>
+        </w:rPr>
+      </w:pPr>
+    </w:p>
+    <w:p>
+      <w:pPr>
+        <w:ind w:left="283" w:right="283"/>
+        <w:jc w:val="thaiDistribute"/>
+        <w:rPr>
+          <w:rFonts w:ascii="TH Sarabun New" w:eastAsia="Times New Roman" w:hAnsi="TH Sarabun New" w:cs="TH Sarabun New"/>
+          <w:color w:val="000000" w:themeColor="text1"/>
+          <w:sz w:val="32"/>
+          <w:szCs w:val="32"/>
+          <w:lang w:eastAsia="en-GB"/>
+        </w:rPr>
+      </w:pPr>
+      <w:r>
+        <w:rPr>
+          <w:rFonts w:ascii="TH Sarabun New" w:eastAsia="Times New Roman" w:hAnsi="TH Sarabun New" w:cs="TH Sarabun New"/>
+          <w:color w:val="000000" w:themeColor="text1"/>
+          <w:sz w:val="32"/>
+          <w:szCs w:val="32"/>
+          <w:lang w:eastAsia="en-GB"/>
+        </w:rPr>
+        <w:t>   </w:t>
+      </w:r>
+      <w:r>
+        <w:rPr>
+          <w:rFonts w:ascii="TH Sarabun New" w:eastAsia="Times New Roman" w:hAnsi="TH Sarabun New" w:cs="TH Sarabun New"/>
+          <w:color w:val="000000" w:themeColor="text1"/>
+          <w:sz w:val="32"/>
+          <w:szCs w:val="32"/>
+          <w:lang w:eastAsia="en-GB"/>
+        </w:rPr>
+        <w:tab/>
+      </w:r>
+      <w:r>
+        <w:rPr>
+          <w:rFonts w:ascii="TH Sarabun New" w:eastAsia="Times New Roman" w:hAnsi="TH Sarabun New" w:cs="TH Sarabun New"/>
+          <w:color w:val="000000" w:themeColor="text1"/>
+          <w:sz w:val="32"/>
+          <w:szCs w:val="32"/>
+          <w:cs/>
+          <w:lang w:eastAsia="en-GB"/>
+        </w:rPr>
+        <w:t>จึงเรียนมาเพื่อโปรด</w:t>
+      </w:r>
+      <w:r>
+        <w:rPr>
+          <w:rFonts w:ascii="TH Sarabun New" w:eastAsia="Times New Roman" w:hAnsi="TH Sarabun New" w:cs="TH Sarabun New" w:hint="cs"/>
+          <w:color w:val="000000" w:themeColor="text1"/>
+          <w:sz w:val="32"/>
+          <w:szCs w:val="32"/>
+          <w:cs/>
+          <w:lang w:eastAsia="en-GB"/>
+        </w:rPr>
+        <w:t>พิจารณา</w:t>
+      </w:r>
+    </w:p>
+    <w:p>
+      <w:pPr>
+        <w:ind w:firstLine="720"/>
+        <w:jc w:val="thaiDistribute"/>
+        <w:rPr>
+          <w:rFonts w:ascii="TH Sarabun New" w:eastAsia="Times New Roman" w:hAnsi="TH Sarabun New" w:cs="TH Sarabun New"/>
+          <w:color w:val="000000" w:themeColor="text1"/>
+          <w:sz w:val="32"/>
+          <w:szCs w:val="32"/>
+          <w:lang w:eastAsia="en-GB"/>
+        </w:rPr>
+      </w:pPr>
+    </w:p>
+    <w:p>
+      <w:pPr>
+        <w:ind w:left="283" w:right="283"/>
+        <w:jc w:val="thaiDistribute"/>
+        <w:rPr>
+          <w:rFonts w:ascii="TH Sarabun New" w:eastAsia="Times New Roman" w:hAnsi="TH Sarabun New" w:cs="TH Sarabun New"/>
+          <w:color w:val="000000" w:themeColor="text1"/>
+          <w:sz w:val="32"/>
+          <w:szCs w:val="32"/>
+          <w:lang w:eastAsia="en-GB"/>
+        </w:rPr>
+      </w:pPr>
+    </w:p>
+    <w:p>
+      <w:pPr>
         <w:rPr>
           <w:rFonts w:ascii="TH Sarabun New" w:hAnsi="TH Sarabun New" w:cs="TH Sarabun New"/>
-          <w:sz w:val="36"/>
-          <w:szCs w:val="36"/>
-          <w:cs/>
-          <w:lang w:bidi="th-TH"/>
+          <w:color w:val="000000" w:themeColor="text1"/>
         </w:rPr>
       </w:pPr>
-      <w:r>
-        <w:rPr>
-          <w:rFonts w:ascii="TH Sarabun New" w:hAnsi="TH Sarabun New" w:cs="TH Sarabun New"/>
-          <w:sz w:val="36"/>
-          <w:szCs w:val="36"/>
-          <w:lang w:bidi="th-TH"/>
+    </w:p>
+    <w:p>
+      <w:pPr>
+        <w:ind w:left="283" w:right="283"/>
+        <w:jc w:val="center"/>
+        <w:rPr>
+          <w:rFonts w:ascii="TH Sarabun New" w:eastAsia="Times New Roman" w:hAnsi="TH Sarabun New" w:cs="TH Sarabun New"/>
+          <w:color w:val="000000" w:themeColor="text1"/>
+          <w:sz w:val="32"/>
+          <w:szCs w:val="32"/>
+          <w:lang w:eastAsia="en-GB"/>
+        </w:rPr>
+      </w:pPr>
+      <w:r>
+        <w:rPr>
+          <w:rFonts w:ascii="TH Sarabun New" w:eastAsia="Times New Roman" w:hAnsi="TH Sarabun New" w:cs="TH Sarabun New" w:hint="cs"/>
+          <w:color w:val="000000" w:themeColor="text1"/>
+          <w:sz w:val="32"/>
+          <w:szCs w:val="32"/>
+          <w:cs/>
+          <w:lang w:eastAsia="en-GB"/>
+        </w:rPr>
+        <w:t xml:space="preserve"> (</w:t>
+      </w:r>
+      <w:r>
+        <w:rPr>
+          <w:rFonts w:ascii="TH Sarabun New" w:eastAsia="Times New Roman" w:hAnsi="TH Sarabun New" w:cs="TH Sarabun New"/>
+          <w:color w:val="000000" w:themeColor="text1"/>
+          <w:sz w:val="32"/>
+          <w:szCs w:val="32"/>
+          <w:lang w:val="en-US" w:eastAsia="en-GB"/>
         </w:rPr>
         <w:t>{{</w:t>
       </w:r>
       <w:proofErr w:type="spellStart"/>
       <w:r>
         <w:rPr>
-          <w:rFonts w:ascii="TH Sarabun New" w:hAnsi="TH Sarabun New" w:cs="TH Sarabun New"/>
-          <w:sz w:val="36"/>
-          <w:szCs w:val="36"/>
-          <w:lang w:bidi="th-TH"/>
-        </w:rPr>
-        <w:t>suggestions_text</w:t>
+          <w:rFonts w:ascii="TH Sarabun New" w:eastAsia="Times New Roman" w:hAnsi="TH Sarabun New" w:cs="TH Sarabun New"/>
+          <w:color w:val="000000" w:themeColor="text1"/>
+          <w:sz w:val="32"/>
+          <w:szCs w:val="32"/>
+          <w:lang w:val="en-US" w:eastAsia="en-GB"/>
+        </w:rPr>
+        <w:t>dean_name</w:t>
       </w:r>
       <w:proofErr w:type="spellEnd"/>
       <w:r>
         <w:rPr>
-          <w:rFonts w:ascii="TH Sarabun New" w:hAnsi="TH Sarabun New" w:cs="TH Sarabun New"/>
-          <w:sz w:val="36"/>
-          <w:szCs w:val="36"/>
-          <w:lang w:bidi="th-TH"/>
+          <w:rFonts w:ascii="TH Sarabun New" w:eastAsia="Times New Roman" w:hAnsi="TH Sarabun New" w:cs="TH Sarabun New"/>
+          <w:color w:val="000000" w:themeColor="text1"/>
+          <w:sz w:val="32"/>
+          <w:szCs w:val="32"/>
+          <w:lang w:val="en-US" w:eastAsia="en-GB"/>
         </w:rPr>
         <w:t>}}</w:t>
       </w:r>
+      <w:r>
+        <w:rPr>
+          <w:rFonts w:ascii="TH Sarabun New" w:eastAsia="Times New Roman" w:hAnsi="TH Sarabun New" w:cs="TH Sarabun New" w:hint="cs"/>
+          <w:color w:val="000000" w:themeColor="text1"/>
+          <w:sz w:val="32"/>
+          <w:szCs w:val="32"/>
+          <w:cs/>
+          <w:lang w:eastAsia="en-GB"/>
+        </w:rPr>
+        <w:t>)</w:t>
+      </w:r>
+    </w:p>
+    <w:p>
+      <w:pPr>
+        <w:jc w:val="center"/>
+        <w:rPr>
+          <w:rFonts w:ascii="TH Sarabun New" w:eastAsia="Times New Roman" w:hAnsi="TH Sarabun New" w:cs="TH Sarabun New"/>
+          <w:color w:val="000000" w:themeColor="text1"/>
+          <w:sz w:val="32"/>
+          <w:szCs w:val="32"/>
+          <w:lang w:val="en-US" w:eastAsia="en-GB"/>
+        </w:rPr>
+      </w:pPr>
+      <w:r>
+        <w:rPr>
+          <w:rFonts w:ascii="TH Sarabun New" w:eastAsia="Times New Roman" w:hAnsi="TH Sarabun New" w:cs="TH Sarabun New"/>
+          <w:color w:val="000000" w:themeColor="text1"/>
+          <w:sz w:val="32"/>
+          <w:szCs w:val="32"/>
+          <w:lang w:val="en-US" w:eastAsia="en-GB"/>
+        </w:rPr>
+        <w:t>{{</w:t>
+      </w:r>
+      <w:proofErr w:type="spellStart"/>
+      <w:r>
+        <w:rPr>
+          <w:rFonts w:ascii="TH Sarabun New" w:eastAsia="Times New Roman" w:hAnsi="TH Sarabun New" w:cs="TH Sarabun New"/>
+          <w:color w:val="000000" w:themeColor="text1"/>
+          <w:sz w:val="32"/>
+          <w:szCs w:val="32"/>
+          <w:lang w:val="en-US" w:eastAsia="en-GB"/>
+        </w:rPr>
+        <w:t>dropdownDean</w:t>
+      </w:r>
+      <w:proofErr w:type="spellEnd"/>
+      <w:r>
+        <w:rPr>
+          <w:rFonts w:ascii="TH Sarabun New" w:eastAsia="Times New Roman" w:hAnsi="TH Sarabun New" w:cs="TH Sarabun New"/>
+          <w:color w:val="000000" w:themeColor="text1"/>
+          <w:sz w:val="32"/>
+          <w:szCs w:val="32"/>
+          <w:lang w:val="en-US" w:eastAsia="en-GB"/>
+        </w:rPr>
+        <w:t>}}</w:t>
+      </w:r>
+    </w:p>
+    <w:p>
+      <w:pPr>
+        <w:jc w:val="center"/>
+        <w:rPr>
+          <w:rFonts w:ascii="TH Sarabun New" w:eastAsia="Times New Roman" w:hAnsi="TH Sarabun New" w:cs="TH Sarabun New"/>
+          <w:color w:val="000000" w:themeColor="text1"/>
+          <w:sz w:val="32"/>
+          <w:szCs w:val="32"/>
+          <w:lang w:eastAsia="en-GB"/>
+        </w:rPr>
+      </w:pPr>
+    </w:p>
+    <w:p>
+      <w:pPr>
+        <w:jc w:val="center"/>
+        <w:rPr>
+          <w:rFonts w:ascii="TH Sarabun New" w:eastAsia="Times New Roman" w:hAnsi="TH Sarabun New" w:cs="TH Sarabun New"/>
+          <w:color w:val="000000" w:themeColor="text1"/>
+          <w:sz w:val="32"/>
+          <w:szCs w:val="32"/>
+          <w:lang w:eastAsia="en-GB"/>
+        </w:rPr>
+      </w:pPr>
+    </w:p>
+    <w:p>
+      <w:pPr>
+        <w:ind w:firstLine="720"/>
+        <w:jc w:val="thaiDistribute"/>
+        <w:rPr>
+          <w:rFonts w:ascii="TH Sarabun New" w:eastAsia="Times New Roman" w:hAnsi="TH Sarabun New" w:cs="TH Sarabun New"/>
+          <w:color w:val="000000" w:themeColor="text1"/>
+          <w:sz w:val="32"/>
+          <w:szCs w:val="32"/>
+          <w:lang w:eastAsia="en-GB"/>
+        </w:rPr>
+      </w:pPr>
+    </w:p>
+    <w:p>
+      <w:pPr>
+        <w:spacing w:after="240"/>
+        <w:ind w:right="283"/>
+        <w:rPr>
+          <w:rFonts w:ascii="TH Sarabun New" w:eastAsia="Times New Roman" w:hAnsi="TH Sarabun New" w:cs="TH Sarabun New"/>
+          <w:color w:val="000000" w:themeColor="text1"/>
+          <w:sz w:val="32"/>
+          <w:szCs w:val="32"/>
+          <w:lang w:eastAsia="en-GB"/>
+        </w:rPr>
+      </w:pPr>
     </w:p>
     <w:sectPr>
-      <w:pgSz w:w="12240" w:h="15840"/>
-      <w:pgMar w:top="1440" w:right="1440" w:bottom="1440" w:left="1440" w:header="720" w:footer="720" w:gutter="0"/>
-      <w:cols w:space="720"/>
+      <w:pgSz w:w="11906" w:h="16838"/>
+      <w:pgMar w:top="1440" w:right="1440" w:bottom="1440" w:left="1440" w:header="708" w:footer="708" w:gutter="0"/>
+      <w:cols w:space="708"/>
       <w:docGrid w:linePitch="360"/>
     </w:sectPr>
   </w:body>
 </w:document>
+</file>
+
+<file path=word/endnotes.xml><?xml version="1.0" encoding="utf-8"?>
+<w:endnotes xmlns:wpc="http://schemas.microsoft.com/office/word/2010/wordprocessingCanvas" xmlns:cx="http://schemas.microsoft.com/office/drawing/2014/chartex" xmlns:cx1="http://schemas.microsoft.com/office/drawing/2015/9/8/chartex" xmlns:cx2="http://schemas.microsoft.com/office/drawing/2015/10/21/chartex" xmlns:cx3="http://schemas.microsoft.com/office/drawing/2016/5/9/chartex" xmlns:cx4="http://schemas.microsoft.com/office/drawing/2016/5/10/chartex" xmlns:cx5="http://schemas.microsoft.com/office/drawing/2016/5/11/chartex" xmlns:cx6="http://schemas.microsoft.com/office/drawing/2016/5/12/chartex" xmlns:cx7="http://schemas.microsoft.com/office/drawing/2016/5/13/chartex" xmlns:cx8="http://schemas.microsoft.com/office/drawing/2016/5/14/chartex" xmlns:mc="http://schemas.openxmlformats.org/markup-compatibility/2006" xmlns:aink="http://schemas.microsoft.com/office/drawing/2016/ink" xmlns:am3d="http://schemas.microsoft.com/office/drawing/2017/model3d" xmlns:o="urn:schemas-microsoft-com:office:office" xmlns:oel="http://schemas.microsoft.com/office/2019/extlst" xmlns:r="http://schemas.openxmlformats.org/officeDocument/2006/relationships" xmlns:m="http://schemas.openxmlformats.org/officeDocument/2006/math" xmlns:v="urn:schemas-microsoft-com:vml" xmlns:wp14="http://schemas.microsoft.com/office/word/2010/wordprocessingDrawing" xmlns:wp="http://schemas.openxmlformats.org/drawingml/2006/wordprocessingDrawing" xmlns:w10="urn:schemas-microsoft-com:office:word" xmlns:w="http://schemas.openxmlformats.org/wordprocessingml/2006/main" xmlns:w14="http://schemas.microsoft.com/office/word/2010/wordml" xmlns:w15="http://schemas.microsoft.com/office/word/2012/wordml" xmlns:w16cex="http://schemas.microsoft.com/office/word/2018/wordml/cex" xmlns:w16cid="http://schemas.microsoft.com/office/word/2016/wordml/cid" xmlns:w16="http://schemas.microsoft.com/office/word/2018/wordml" xmlns:w16du="http://schemas.microsoft.com/office/word/2023/wordml/word16du" xmlns:w16sdtdh="http://schemas.microsoft.com/office/word/2020/wordml/sdtdatahash" xmlns:w16sdtfl="http://schemas.microsoft.com/office/word/2024/wordml/sdtformatlock" xmlns:w16se="http://schemas.microsoft.com/office/word/2015/wordml/symex" xmlns:wpg="http://schemas.microsoft.com/office/word/2010/wordprocessingGroup" xmlns:wpi="http://schemas.microsoft.com/office/word/2010/wordprocessingInk" xmlns:wne="http://schemas.microsoft.com/office/word/2006/wordml" xmlns:wps="http://schemas.microsoft.com/office/word/2010/wordprocessingShape" mc:Ignorable="w14 w15 w16se w16cid w16 w16cex w16sdtdh w16sdtfl w16du wp14">
+  <w:endnote w:type="separator" w:id="-1">
+    <w:p>
+      <w:r>
+        <w:separator/>
+      </w:r>
+    </w:p>
+  </w:endnote>
+  <w:endnote w:type="continuationSeparator" w:id="0">
+    <w:p>
+      <w:r>
+        <w:continuationSeparator/>
+      </w:r>
+    </w:p>
+  </w:endnote>
+</w:endnotes>
+</file>
+
+<file path=word/footnotes.xml><?xml version="1.0" encoding="utf-8"?>
+<w:footnotes xmlns:wpc="http://schemas.microsoft.com/office/word/2010/wordprocessingCanvas" xmlns:cx="http://schemas.microsoft.com/office/drawing/2014/chartex" xmlns:cx1="http://schemas.microsoft.com/office/drawing/2015/9/8/chartex" xmlns:cx2="http://schemas.microsoft.com/office/drawing/2015/10/21/chartex" xmlns:cx3="http://schemas.microsoft.com/office/drawing/2016/5/9/chartex" xmlns:cx4="http://schemas.microsoft.com/office/drawing/2016/5/10/chartex" xmlns:cx5="http://schemas.microsoft.com/office/drawing/2016/5/11/chartex" xmlns:cx6="http://schemas.microsoft.com/office/drawing/2016/5/12/chartex" xmlns:cx7="http://schemas.microsoft.com/office/drawing/2016/5/13/chartex" xmlns:cx8="http://schemas.microsoft.com/office/drawing/2016/5/14/chartex" xmlns:mc="http://schemas.openxmlformats.org/markup-compatibility/2006" xmlns:aink="http://schemas.microsoft.com/office/drawing/2016/ink" xmlns:am3d="http://schemas.microsoft.com/office/drawing/2017/model3d" xmlns:o="urn:schemas-microsoft-com:office:office" xmlns:oel="http://schemas.microsoft.com/office/2019/extlst" xmlns:r="http://schemas.openxmlformats.org/officeDocument/2006/relationships" xmlns:m="http://schemas.openxmlformats.org/officeDocument/2006/math" xmlns:v="urn:schemas-microsoft-com:vml" xmlns:wp14="http://schemas.microsoft.com/office/word/2010/wordprocessingDrawing" xmlns:wp="http://schemas.openxmlformats.org/drawingml/2006/wordprocessingDrawing" xmlns:w10="urn:schemas-microsoft-com:office:word" xmlns:w="http://schemas.openxmlformats.org/wordprocessingml/2006/main" xmlns:w14="http://schemas.microsoft.com/office/word/2010/wordml" xmlns:w15="http://schemas.microsoft.com/office/word/2012/wordml" xmlns:w16cex="http://schemas.microsoft.com/office/word/2018/wordml/cex" xmlns:w16cid="http://schemas.microsoft.com/office/word/2016/wordml/cid" xmlns:w16="http://schemas.microsoft.com/office/word/2018/wordml" xmlns:w16du="http://schemas.microsoft.com/office/word/2023/wordml/word16du" xmlns:w16sdtdh="http://schemas.microsoft.com/office/word/2020/wordml/sdtdatahash" xmlns:w16sdtfl="http://schemas.microsoft.com/office/word/2024/wordml/sdtformatlock" xmlns:w16se="http://schemas.microsoft.com/office/word/2015/wordml/symex" xmlns:wpg="http://schemas.microsoft.com/office/word/2010/wordprocessingGroup" xmlns:wpi="http://schemas.microsoft.com/office/word/2010/wordprocessingInk" xmlns:wne="http://schemas.microsoft.com/office/word/2006/wordml" xmlns:wps="http://schemas.microsoft.com/office/word/2010/wordprocessingShape" mc:Ignorable="w14 w15 w16se w16cid w16 w16cex w16sdtdh w16sdtfl w16du wp14">
+  <w:footnote w:type="separator" w:id="-1">
+    <w:p>
+      <w:r>
+        <w:separator/>
+      </w:r>
+    </w:p>
+  </w:footnote>
+  <w:footnote w:type="continuationSeparator" w:id="0">
+    <w:p>
+      <w:r>
+        <w:continuationSeparator/>
+      </w:r>
+    </w:p>
+  </w:footnote>
+</w:footnotes>
 </file>
 
 <file path=word/styles.xml><?xml version="1.0" encoding="utf-8"?>
@@ -142,17 +1692,13 @@
   <w:docDefaults>
     <w:rPrDefault>
       <w:rPr>
-        <w:rFonts w:asciiTheme="minorHAnsi" w:eastAsiaTheme="minorHAnsi" w:hAnsiTheme="minorHAnsi" w:cstheme="minorBidi"/>
+        <w:rFonts w:asciiTheme="minorHAnsi" w:eastAsiaTheme="minorEastAsia" w:hAnsiTheme="minorHAnsi" w:cs="Times New Roman"/>
         <w:sz w:val="22"/>
         <w:szCs w:val="22"/>
-        <w:lang w:val="en-US" w:eastAsia="en-US" w:bidi="ar-SA"/>
+        <w:lang w:val="en-GB" w:eastAsia="en-US" w:bidi="th-TH"/>
       </w:rPr>
     </w:rPrDefault>
-    <w:pPrDefault>
-      <w:pPr>
-        <w:spacing w:after="160" w:line="259" w:lineRule="auto"/>
-      </w:pPr>
-    </w:pPrDefault>
+    <w:pPrDefault/>
   </w:docDefaults>
   <w:latentStyles w:defLockedState="0" w:defUIPriority="99" w:defSemiHidden="0" w:defUnhideWhenUsed="0" w:defQFormat="0" w:count="376">
     <w:lsdException w:name="Normal" w:uiPriority="0" w:qFormat="1"/>
@@ -189,7 +1735,7 @@
     <w:lsdException w:name="header" w:semiHidden="1" w:unhideWhenUsed="1"/>
     <w:lsdException w:name="footer" w:semiHidden="1" w:unhideWhenUsed="1"/>
     <w:lsdException w:name="index heading" w:semiHidden="1" w:unhideWhenUsed="1"/>
-    <w:lsdException w:name="caption" w:semiHidden="1" w:uiPriority="35" w:unhideWhenUsed="1" w:qFormat="1"/>
+    <w:lsdException w:name="caption" w:semiHidden="1" w:uiPriority="35" w:unhideWhenUsed="1"/>
     <w:lsdException w:name="table of figures" w:semiHidden="1" w:unhideWhenUsed="1"/>
     <w:lsdException w:name="envelope address" w:semiHidden="1" w:unhideWhenUsed="1"/>
     <w:lsdException w:name="envelope return" w:semiHidden="1" w:unhideWhenUsed="1"/>
@@ -535,10 +2081,206 @@
   <w:style w:type="paragraph" w:default="1" w:styleId="a">
     <w:name w:val="Normal"/>
     <w:qFormat/>
+    <w:rsid w:val="005D52E8"/>
+    <w:rPr>
+      <w:sz w:val="24"/>
+      <w:szCs w:val="24"/>
+    </w:rPr>
+  </w:style>
+  <w:style w:type="paragraph" w:styleId="1">
+    <w:name w:val="heading 1"/>
+    <w:basedOn w:val="a"/>
+    <w:next w:val="a"/>
+    <w:link w:val="10"/>
+    <w:uiPriority w:val="9"/>
+    <w:qFormat/>
+    <w:rsid w:val="005D52E8"/>
+    <w:pPr>
+      <w:keepNext/>
+      <w:spacing w:before="240" w:after="60"/>
+      <w:outlineLvl w:val="0"/>
+    </w:pPr>
+    <w:rPr>
+      <w:rFonts w:asciiTheme="majorHAnsi" w:eastAsiaTheme="majorEastAsia" w:hAnsiTheme="majorHAnsi"/>
+      <w:b/>
+      <w:bCs/>
+      <w:kern w:val="32"/>
+      <w:sz w:val="32"/>
+      <w:szCs w:val="32"/>
+    </w:rPr>
+  </w:style>
+  <w:style w:type="paragraph" w:styleId="2">
+    <w:name w:val="heading 2"/>
+    <w:basedOn w:val="a"/>
+    <w:next w:val="a"/>
+    <w:link w:val="20"/>
+    <w:uiPriority w:val="9"/>
+    <w:semiHidden/>
+    <w:unhideWhenUsed/>
+    <w:qFormat/>
+    <w:rsid w:val="005D52E8"/>
+    <w:pPr>
+      <w:keepNext/>
+      <w:spacing w:before="240" w:after="60"/>
+      <w:outlineLvl w:val="1"/>
+    </w:pPr>
+    <w:rPr>
+      <w:rFonts w:asciiTheme="majorHAnsi" w:eastAsiaTheme="majorEastAsia" w:hAnsiTheme="majorHAnsi"/>
+      <w:b/>
+      <w:bCs/>
+      <w:i/>
+      <w:iCs/>
+      <w:sz w:val="28"/>
+      <w:szCs w:val="28"/>
+    </w:rPr>
+  </w:style>
+  <w:style w:type="paragraph" w:styleId="3">
+    <w:name w:val="heading 3"/>
+    <w:basedOn w:val="a"/>
+    <w:next w:val="a"/>
+    <w:link w:val="30"/>
+    <w:uiPriority w:val="9"/>
+    <w:semiHidden/>
+    <w:unhideWhenUsed/>
+    <w:qFormat/>
+    <w:rsid w:val="005D52E8"/>
+    <w:pPr>
+      <w:keepNext/>
+      <w:spacing w:before="240" w:after="60"/>
+      <w:outlineLvl w:val="2"/>
+    </w:pPr>
+    <w:rPr>
+      <w:rFonts w:asciiTheme="majorHAnsi" w:eastAsiaTheme="majorEastAsia" w:hAnsiTheme="majorHAnsi"/>
+      <w:b/>
+      <w:bCs/>
+      <w:sz w:val="26"/>
+      <w:szCs w:val="26"/>
+    </w:rPr>
+  </w:style>
+  <w:style w:type="paragraph" w:styleId="4">
+    <w:name w:val="heading 4"/>
+    <w:basedOn w:val="a"/>
+    <w:next w:val="a"/>
+    <w:link w:val="40"/>
+    <w:uiPriority w:val="9"/>
+    <w:semiHidden/>
+    <w:unhideWhenUsed/>
+    <w:qFormat/>
+    <w:rsid w:val="005D52E8"/>
+    <w:pPr>
+      <w:keepNext/>
+      <w:spacing w:before="240" w:after="60"/>
+      <w:outlineLvl w:val="3"/>
+    </w:pPr>
+    <w:rPr>
+      <w:b/>
+      <w:bCs/>
+      <w:sz w:val="28"/>
+      <w:szCs w:val="28"/>
+    </w:rPr>
+  </w:style>
+  <w:style w:type="paragraph" w:styleId="5">
+    <w:name w:val="heading 5"/>
+    <w:basedOn w:val="a"/>
+    <w:next w:val="a"/>
+    <w:link w:val="50"/>
+    <w:uiPriority w:val="9"/>
+    <w:semiHidden/>
+    <w:unhideWhenUsed/>
+    <w:qFormat/>
+    <w:rsid w:val="005D52E8"/>
+    <w:pPr>
+      <w:spacing w:before="240" w:after="60"/>
+      <w:outlineLvl w:val="4"/>
+    </w:pPr>
+    <w:rPr>
+      <w:b/>
+      <w:bCs/>
+      <w:i/>
+      <w:iCs/>
+      <w:sz w:val="26"/>
+      <w:szCs w:val="26"/>
+    </w:rPr>
+  </w:style>
+  <w:style w:type="paragraph" w:styleId="6">
+    <w:name w:val="heading 6"/>
+    <w:basedOn w:val="a"/>
+    <w:next w:val="a"/>
+    <w:link w:val="60"/>
+    <w:uiPriority w:val="9"/>
+    <w:semiHidden/>
+    <w:unhideWhenUsed/>
+    <w:qFormat/>
+    <w:rsid w:val="005D52E8"/>
+    <w:pPr>
+      <w:spacing w:before="240" w:after="60"/>
+      <w:outlineLvl w:val="5"/>
+    </w:pPr>
+    <w:rPr>
+      <w:b/>
+      <w:bCs/>
+      <w:sz w:val="22"/>
+      <w:szCs w:val="22"/>
+    </w:rPr>
+  </w:style>
+  <w:style w:type="paragraph" w:styleId="7">
+    <w:name w:val="heading 7"/>
+    <w:basedOn w:val="a"/>
+    <w:next w:val="a"/>
+    <w:link w:val="70"/>
+    <w:uiPriority w:val="9"/>
+    <w:semiHidden/>
+    <w:unhideWhenUsed/>
+    <w:qFormat/>
+    <w:rsid w:val="005D52E8"/>
+    <w:pPr>
+      <w:spacing w:before="240" w:after="60"/>
+      <w:outlineLvl w:val="6"/>
+    </w:pPr>
+  </w:style>
+  <w:style w:type="paragraph" w:styleId="8">
+    <w:name w:val="heading 8"/>
+    <w:basedOn w:val="a"/>
+    <w:next w:val="a"/>
+    <w:link w:val="80"/>
+    <w:uiPriority w:val="9"/>
+    <w:semiHidden/>
+    <w:unhideWhenUsed/>
+    <w:qFormat/>
+    <w:rsid w:val="005D52E8"/>
+    <w:pPr>
+      <w:spacing w:before="240" w:after="60"/>
+      <w:outlineLvl w:val="7"/>
+    </w:pPr>
+    <w:rPr>
+      <w:i/>
+      <w:iCs/>
+    </w:rPr>
+  </w:style>
+  <w:style w:type="paragraph" w:styleId="9">
+    <w:name w:val="heading 9"/>
+    <w:basedOn w:val="a"/>
+    <w:next w:val="a"/>
+    <w:link w:val="90"/>
+    <w:uiPriority w:val="9"/>
+    <w:semiHidden/>
+    <w:unhideWhenUsed/>
+    <w:qFormat/>
+    <w:rsid w:val="005D52E8"/>
+    <w:pPr>
+      <w:spacing w:before="240" w:after="60"/>
+      <w:outlineLvl w:val="8"/>
+    </w:pPr>
+    <w:rPr>
+      <w:rFonts w:asciiTheme="majorHAnsi" w:eastAsiaTheme="majorEastAsia" w:hAnsiTheme="majorHAnsi"/>
+      <w:sz w:val="22"/>
+      <w:szCs w:val="22"/>
+    </w:rPr>
   </w:style>
   <w:style w:type="character" w:default="1" w:styleId="a0">
     <w:name w:val="Default Paragraph Font"/>
     <w:uiPriority w:val="1"/>
+    <w:semiHidden/>
     <w:unhideWhenUsed/>
   </w:style>
   <w:style w:type="table" w:default="1" w:styleId="a1">
@@ -561,6 +2303,476 @@
     <w:uiPriority w:val="99"/>
     <w:semiHidden/>
     <w:unhideWhenUsed/>
+  </w:style>
+  <w:style w:type="paragraph" w:styleId="a3">
+    <w:name w:val="Normal (Web)"/>
+    <w:basedOn w:val="a"/>
+    <w:uiPriority w:val="99"/>
+    <w:semiHidden/>
+    <w:unhideWhenUsed/>
+    <w:rsid w:val="000463DB"/>
+    <w:pPr>
+      <w:spacing w:before="100" w:beforeAutospacing="1" w:after="100" w:afterAutospacing="1"/>
+    </w:pPr>
+    <w:rPr>
+      <w:rFonts w:ascii="Times New Roman" w:eastAsia="Times New Roman" w:hAnsi="Times New Roman"/>
+      <w:lang w:eastAsia="en-GB"/>
+    </w:rPr>
+  </w:style>
+  <w:style w:type="character" w:customStyle="1" w:styleId="apple-tab-span">
+    <w:name w:val="apple-tab-span"/>
+    <w:basedOn w:val="a0"/>
+    <w:rsid w:val="000463DB"/>
+  </w:style>
+  <w:style w:type="paragraph" w:styleId="a4">
+    <w:name w:val="Balloon Text"/>
+    <w:basedOn w:val="a"/>
+    <w:link w:val="a5"/>
+    <w:uiPriority w:val="99"/>
+    <w:semiHidden/>
+    <w:unhideWhenUsed/>
+    <w:rsid w:val="000C52FD"/>
+    <w:rPr>
+      <w:rFonts w:ascii="Segoe UI" w:hAnsi="Segoe UI" w:cs="Angsana New"/>
+      <w:sz w:val="18"/>
+      <w:szCs w:val="22"/>
+    </w:rPr>
+  </w:style>
+  <w:style w:type="character" w:customStyle="1" w:styleId="a5">
+    <w:name w:val="ข้อความบอลลูน อักขระ"/>
+    <w:basedOn w:val="a0"/>
+    <w:link w:val="a4"/>
+    <w:uiPriority w:val="99"/>
+    <w:semiHidden/>
+    <w:rsid w:val="000C52FD"/>
+    <w:rPr>
+      <w:rFonts w:ascii="Segoe UI" w:hAnsi="Segoe UI" w:cs="Angsana New"/>
+      <w:sz w:val="18"/>
+      <w:szCs w:val="22"/>
+    </w:rPr>
+  </w:style>
+  <w:style w:type="paragraph" w:styleId="a6">
+    <w:name w:val="header"/>
+    <w:basedOn w:val="a"/>
+    <w:link w:val="a7"/>
+    <w:uiPriority w:val="99"/>
+    <w:unhideWhenUsed/>
+    <w:rsid w:val="002E55A6"/>
+    <w:pPr>
+      <w:tabs>
+        <w:tab w:val="center" w:pos="4513"/>
+        <w:tab w:val="right" w:pos="9026"/>
+      </w:tabs>
+    </w:pPr>
+  </w:style>
+  <w:style w:type="character" w:customStyle="1" w:styleId="a7">
+    <w:name w:val="หัวกระดาษ อักขระ"/>
+    <w:basedOn w:val="a0"/>
+    <w:link w:val="a6"/>
+    <w:uiPriority w:val="99"/>
+    <w:rsid w:val="002E55A6"/>
+  </w:style>
+  <w:style w:type="paragraph" w:styleId="a8">
+    <w:name w:val="footer"/>
+    <w:basedOn w:val="a"/>
+    <w:link w:val="a9"/>
+    <w:uiPriority w:val="99"/>
+    <w:unhideWhenUsed/>
+    <w:rsid w:val="002E55A6"/>
+    <w:pPr>
+      <w:tabs>
+        <w:tab w:val="center" w:pos="4513"/>
+        <w:tab w:val="right" w:pos="9026"/>
+      </w:tabs>
+    </w:pPr>
+  </w:style>
+  <w:style w:type="character" w:customStyle="1" w:styleId="a9">
+    <w:name w:val="ท้ายกระดาษ อักขระ"/>
+    <w:basedOn w:val="a0"/>
+    <w:link w:val="a8"/>
+    <w:uiPriority w:val="99"/>
+    <w:rsid w:val="002E55A6"/>
+  </w:style>
+  <w:style w:type="character" w:customStyle="1" w:styleId="10">
+    <w:name w:val="หัวเรื่อง 1 อักขระ"/>
+    <w:basedOn w:val="a0"/>
+    <w:link w:val="1"/>
+    <w:uiPriority w:val="9"/>
+    <w:rsid w:val="005D52E8"/>
+    <w:rPr>
+      <w:rFonts w:asciiTheme="majorHAnsi" w:eastAsiaTheme="majorEastAsia" w:hAnsiTheme="majorHAnsi"/>
+      <w:b/>
+      <w:bCs/>
+      <w:kern w:val="32"/>
+      <w:sz w:val="32"/>
+      <w:szCs w:val="32"/>
+    </w:rPr>
+  </w:style>
+  <w:style w:type="character" w:customStyle="1" w:styleId="20">
+    <w:name w:val="หัวเรื่อง 2 อักขระ"/>
+    <w:basedOn w:val="a0"/>
+    <w:link w:val="2"/>
+    <w:uiPriority w:val="9"/>
+    <w:semiHidden/>
+    <w:rsid w:val="005D52E8"/>
+    <w:rPr>
+      <w:rFonts w:asciiTheme="majorHAnsi" w:eastAsiaTheme="majorEastAsia" w:hAnsiTheme="majorHAnsi"/>
+      <w:b/>
+      <w:bCs/>
+      <w:i/>
+      <w:iCs/>
+      <w:sz w:val="28"/>
+      <w:szCs w:val="28"/>
+    </w:rPr>
+  </w:style>
+  <w:style w:type="character" w:customStyle="1" w:styleId="30">
+    <w:name w:val="หัวเรื่อง 3 อักขระ"/>
+    <w:basedOn w:val="a0"/>
+    <w:link w:val="3"/>
+    <w:uiPriority w:val="9"/>
+    <w:semiHidden/>
+    <w:rsid w:val="005D52E8"/>
+    <w:rPr>
+      <w:rFonts w:asciiTheme="majorHAnsi" w:eastAsiaTheme="majorEastAsia" w:hAnsiTheme="majorHAnsi"/>
+      <w:b/>
+      <w:bCs/>
+      <w:sz w:val="26"/>
+      <w:szCs w:val="26"/>
+    </w:rPr>
+  </w:style>
+  <w:style w:type="character" w:customStyle="1" w:styleId="40">
+    <w:name w:val="หัวเรื่อง 4 อักขระ"/>
+    <w:basedOn w:val="a0"/>
+    <w:link w:val="4"/>
+    <w:uiPriority w:val="9"/>
+    <w:semiHidden/>
+    <w:rsid w:val="005D52E8"/>
+    <w:rPr>
+      <w:b/>
+      <w:bCs/>
+      <w:sz w:val="28"/>
+      <w:szCs w:val="28"/>
+    </w:rPr>
+  </w:style>
+  <w:style w:type="character" w:customStyle="1" w:styleId="50">
+    <w:name w:val="หัวเรื่อง 5 อักขระ"/>
+    <w:basedOn w:val="a0"/>
+    <w:link w:val="5"/>
+    <w:uiPriority w:val="9"/>
+    <w:semiHidden/>
+    <w:rsid w:val="005D52E8"/>
+    <w:rPr>
+      <w:b/>
+      <w:bCs/>
+      <w:i/>
+      <w:iCs/>
+      <w:sz w:val="26"/>
+      <w:szCs w:val="26"/>
+    </w:rPr>
+  </w:style>
+  <w:style w:type="character" w:customStyle="1" w:styleId="60">
+    <w:name w:val="หัวเรื่อง 6 อักขระ"/>
+    <w:basedOn w:val="a0"/>
+    <w:link w:val="6"/>
+    <w:uiPriority w:val="9"/>
+    <w:semiHidden/>
+    <w:rsid w:val="005D52E8"/>
+    <w:rPr>
+      <w:b/>
+      <w:bCs/>
+    </w:rPr>
+  </w:style>
+  <w:style w:type="character" w:customStyle="1" w:styleId="70">
+    <w:name w:val="หัวเรื่อง 7 อักขระ"/>
+    <w:basedOn w:val="a0"/>
+    <w:link w:val="7"/>
+    <w:uiPriority w:val="9"/>
+    <w:semiHidden/>
+    <w:rsid w:val="005D52E8"/>
+    <w:rPr>
+      <w:sz w:val="24"/>
+      <w:szCs w:val="24"/>
+    </w:rPr>
+  </w:style>
+  <w:style w:type="character" w:customStyle="1" w:styleId="80">
+    <w:name w:val="หัวเรื่อง 8 อักขระ"/>
+    <w:basedOn w:val="a0"/>
+    <w:link w:val="8"/>
+    <w:uiPriority w:val="9"/>
+    <w:semiHidden/>
+    <w:rsid w:val="005D52E8"/>
+    <w:rPr>
+      <w:i/>
+      <w:iCs/>
+      <w:sz w:val="24"/>
+      <w:szCs w:val="24"/>
+    </w:rPr>
+  </w:style>
+  <w:style w:type="character" w:customStyle="1" w:styleId="90">
+    <w:name w:val="หัวเรื่อง 9 อักขระ"/>
+    <w:basedOn w:val="a0"/>
+    <w:link w:val="9"/>
+    <w:uiPriority w:val="9"/>
+    <w:semiHidden/>
+    <w:rsid w:val="005D52E8"/>
+    <w:rPr>
+      <w:rFonts w:asciiTheme="majorHAnsi" w:eastAsiaTheme="majorEastAsia" w:hAnsiTheme="majorHAnsi"/>
+    </w:rPr>
+  </w:style>
+  <w:style w:type="paragraph" w:styleId="aa">
+    <w:name w:val="Title"/>
+    <w:basedOn w:val="a"/>
+    <w:next w:val="a"/>
+    <w:link w:val="ab"/>
+    <w:uiPriority w:val="10"/>
+    <w:qFormat/>
+    <w:rsid w:val="005D52E8"/>
+    <w:pPr>
+      <w:spacing w:before="240" w:after="60"/>
+      <w:jc w:val="center"/>
+      <w:outlineLvl w:val="0"/>
+    </w:pPr>
+    <w:rPr>
+      <w:rFonts w:asciiTheme="majorHAnsi" w:eastAsiaTheme="majorEastAsia" w:hAnsiTheme="majorHAnsi"/>
+      <w:b/>
+      <w:bCs/>
+      <w:kern w:val="28"/>
+      <w:sz w:val="32"/>
+      <w:szCs w:val="32"/>
+    </w:rPr>
+  </w:style>
+  <w:style w:type="character" w:customStyle="1" w:styleId="ab">
+    <w:name w:val="ชื่อเรื่อง อักขระ"/>
+    <w:basedOn w:val="a0"/>
+    <w:link w:val="aa"/>
+    <w:uiPriority w:val="10"/>
+    <w:rsid w:val="005D52E8"/>
+    <w:rPr>
+      <w:rFonts w:asciiTheme="majorHAnsi" w:eastAsiaTheme="majorEastAsia" w:hAnsiTheme="majorHAnsi"/>
+      <w:b/>
+      <w:bCs/>
+      <w:kern w:val="28"/>
+      <w:sz w:val="32"/>
+      <w:szCs w:val="32"/>
+    </w:rPr>
+  </w:style>
+  <w:style w:type="paragraph" w:styleId="ac">
+    <w:name w:val="Subtitle"/>
+    <w:basedOn w:val="a"/>
+    <w:next w:val="a"/>
+    <w:link w:val="ad"/>
+    <w:uiPriority w:val="11"/>
+    <w:qFormat/>
+    <w:rsid w:val="005D52E8"/>
+    <w:pPr>
+      <w:spacing w:after="60"/>
+      <w:jc w:val="center"/>
+      <w:outlineLvl w:val="1"/>
+    </w:pPr>
+    <w:rPr>
+      <w:rFonts w:asciiTheme="majorHAnsi" w:eastAsiaTheme="majorEastAsia" w:hAnsiTheme="majorHAnsi"/>
+    </w:rPr>
+  </w:style>
+  <w:style w:type="character" w:customStyle="1" w:styleId="ad">
+    <w:name w:val="ชื่อเรื่องรอง อักขระ"/>
+    <w:basedOn w:val="a0"/>
+    <w:link w:val="ac"/>
+    <w:uiPriority w:val="11"/>
+    <w:rsid w:val="005D52E8"/>
+    <w:rPr>
+      <w:rFonts w:asciiTheme="majorHAnsi" w:eastAsiaTheme="majorEastAsia" w:hAnsiTheme="majorHAnsi"/>
+      <w:sz w:val="24"/>
+      <w:szCs w:val="24"/>
+    </w:rPr>
+  </w:style>
+  <w:style w:type="character" w:styleId="ae">
+    <w:name w:val="Strong"/>
+    <w:basedOn w:val="a0"/>
+    <w:uiPriority w:val="22"/>
+    <w:qFormat/>
+    <w:rsid w:val="005D52E8"/>
+    <w:rPr>
+      <w:b/>
+      <w:bCs/>
+    </w:rPr>
+  </w:style>
+  <w:style w:type="character" w:styleId="af">
+    <w:name w:val="Emphasis"/>
+    <w:basedOn w:val="a0"/>
+    <w:uiPriority w:val="20"/>
+    <w:qFormat/>
+    <w:rsid w:val="005D52E8"/>
+    <w:rPr>
+      <w:rFonts w:asciiTheme="minorHAnsi" w:hAnsiTheme="minorHAnsi"/>
+      <w:b/>
+      <w:i/>
+      <w:iCs/>
+    </w:rPr>
+  </w:style>
+  <w:style w:type="paragraph" w:styleId="af0">
+    <w:name w:val="No Spacing"/>
+    <w:basedOn w:val="a"/>
+    <w:uiPriority w:val="1"/>
+    <w:qFormat/>
+    <w:rsid w:val="005D52E8"/>
+    <w:rPr>
+      <w:szCs w:val="32"/>
+    </w:rPr>
+  </w:style>
+  <w:style w:type="paragraph" w:styleId="af1">
+    <w:name w:val="List Paragraph"/>
+    <w:basedOn w:val="a"/>
+    <w:uiPriority w:val="34"/>
+    <w:qFormat/>
+    <w:rsid w:val="005D52E8"/>
+    <w:pPr>
+      <w:ind w:left="720"/>
+      <w:contextualSpacing/>
+    </w:pPr>
+  </w:style>
+  <w:style w:type="paragraph" w:styleId="af2">
+    <w:name w:val="Quote"/>
+    <w:basedOn w:val="a"/>
+    <w:next w:val="a"/>
+    <w:link w:val="af3"/>
+    <w:uiPriority w:val="29"/>
+    <w:qFormat/>
+    <w:rsid w:val="005D52E8"/>
+    <w:rPr>
+      <w:i/>
+    </w:rPr>
+  </w:style>
+  <w:style w:type="character" w:customStyle="1" w:styleId="af3">
+    <w:name w:val="คำอ้างอิง อักขระ"/>
+    <w:basedOn w:val="a0"/>
+    <w:link w:val="af2"/>
+    <w:uiPriority w:val="29"/>
+    <w:rsid w:val="005D52E8"/>
+    <w:rPr>
+      <w:i/>
+      <w:sz w:val="24"/>
+      <w:szCs w:val="24"/>
+    </w:rPr>
+  </w:style>
+  <w:style w:type="paragraph" w:styleId="af4">
+    <w:name w:val="Intense Quote"/>
+    <w:basedOn w:val="a"/>
+    <w:next w:val="a"/>
+    <w:link w:val="af5"/>
+    <w:uiPriority w:val="30"/>
+    <w:qFormat/>
+    <w:rsid w:val="005D52E8"/>
+    <w:pPr>
+      <w:ind w:left="720" w:right="720"/>
+    </w:pPr>
+    <w:rPr>
+      <w:b/>
+      <w:i/>
+      <w:szCs w:val="22"/>
+    </w:rPr>
+  </w:style>
+  <w:style w:type="character" w:customStyle="1" w:styleId="af5">
+    <w:name w:val="ทำให้คำอ้างอิงเป็นสีเข้มขึ้น อักขระ"/>
+    <w:basedOn w:val="a0"/>
+    <w:link w:val="af4"/>
+    <w:uiPriority w:val="30"/>
+    <w:rsid w:val="005D52E8"/>
+    <w:rPr>
+      <w:b/>
+      <w:i/>
+      <w:sz w:val="24"/>
+    </w:rPr>
+  </w:style>
+  <w:style w:type="character" w:styleId="af6">
+    <w:name w:val="Subtle Emphasis"/>
+    <w:uiPriority w:val="19"/>
+    <w:qFormat/>
+    <w:rsid w:val="005D52E8"/>
+    <w:rPr>
+      <w:i/>
+      <w:color w:val="5A5A5A" w:themeColor="text1" w:themeTint="A5"/>
+    </w:rPr>
+  </w:style>
+  <w:style w:type="character" w:styleId="af7">
+    <w:name w:val="Intense Emphasis"/>
+    <w:basedOn w:val="a0"/>
+    <w:uiPriority w:val="21"/>
+    <w:qFormat/>
+    <w:rsid w:val="005D52E8"/>
+    <w:rPr>
+      <w:b/>
+      <w:i/>
+      <w:sz w:val="24"/>
+      <w:szCs w:val="24"/>
+      <w:u w:val="single"/>
+    </w:rPr>
+  </w:style>
+  <w:style w:type="character" w:styleId="af8">
+    <w:name w:val="Subtle Reference"/>
+    <w:basedOn w:val="a0"/>
+    <w:uiPriority w:val="31"/>
+    <w:qFormat/>
+    <w:rsid w:val="005D52E8"/>
+    <w:rPr>
+      <w:sz w:val="24"/>
+      <w:szCs w:val="24"/>
+      <w:u w:val="single"/>
+    </w:rPr>
+  </w:style>
+  <w:style w:type="character" w:styleId="af9">
+    <w:name w:val="Intense Reference"/>
+    <w:basedOn w:val="a0"/>
+    <w:uiPriority w:val="32"/>
+    <w:qFormat/>
+    <w:rsid w:val="005D52E8"/>
+    <w:rPr>
+      <w:b/>
+      <w:sz w:val="24"/>
+      <w:u w:val="single"/>
+    </w:rPr>
+  </w:style>
+  <w:style w:type="character" w:styleId="afa">
+    <w:name w:val="Book Title"/>
+    <w:basedOn w:val="a0"/>
+    <w:uiPriority w:val="33"/>
+    <w:qFormat/>
+    <w:rsid w:val="005D52E8"/>
+    <w:rPr>
+      <w:rFonts w:asciiTheme="majorHAnsi" w:eastAsiaTheme="majorEastAsia" w:hAnsiTheme="majorHAnsi"/>
+      <w:b/>
+      <w:i/>
+      <w:sz w:val="24"/>
+      <w:szCs w:val="24"/>
+    </w:rPr>
+  </w:style>
+  <w:style w:type="paragraph" w:styleId="afb">
+    <w:name w:val="TOC Heading"/>
+    <w:basedOn w:val="1"/>
+    <w:next w:val="a"/>
+    <w:uiPriority w:val="39"/>
+    <w:semiHidden/>
+    <w:unhideWhenUsed/>
+    <w:qFormat/>
+    <w:rsid w:val="005D52E8"/>
+    <w:pPr>
+      <w:outlineLvl w:val="9"/>
+    </w:pPr>
+  </w:style>
+  <w:style w:type="table" w:styleId="afc">
+    <w:name w:val="Table Grid"/>
+    <w:basedOn w:val="a1"/>
+    <w:uiPriority w:val="39"/>
+    <w:rsid w:val="005E088A"/>
+    <w:tblPr>
+      <w:tblBorders>
+        <w:top w:val="single" w:sz="4" w:space="0" w:color="auto"/>
+        <w:left w:val="single" w:sz="4" w:space="0" w:color="auto"/>
+        <w:bottom w:val="single" w:sz="4" w:space="0" w:color="auto"/>
+        <w:right w:val="single" w:sz="4" w:space="0" w:color="auto"/>
+        <w:insideH w:val="single" w:sz="4" w:space="0" w:color="auto"/>
+        <w:insideV w:val="single" w:sz="4" w:space="0" w:color="auto"/>
+      </w:tblBorders>
+    </w:tblPr>
   </w:style>
 </w:styles>
 </file>
@@ -582,7 +2794,7 @@
         <a:srgbClr val="E7E6E6"/>
       </a:lt2>
       <a:accent1>
-        <a:srgbClr val="4472C4"/>
+        <a:srgbClr val="5B9BD5"/>
       </a:accent1>
       <a:accent2>
         <a:srgbClr val="ED7D31"/>
@@ -594,7 +2806,7 @@
         <a:srgbClr val="FFC000"/>
       </a:accent4>
       <a:accent5>
-        <a:srgbClr val="5B9BD5"/>
+        <a:srgbClr val="4472C4"/>
       </a:accent5>
       <a:accent6>
         <a:srgbClr val="70AD47"/>
@@ -641,23 +2853,6 @@
         <a:font script="Viet" typeface="Times New Roman"/>
         <a:font script="Uigh" typeface="Microsoft Uighur"/>
         <a:font script="Geor" typeface="Sylfaen"/>
-        <a:font script="Armn" typeface="Arial"/>
-        <a:font script="Bugi" typeface="Leelawadee UI"/>
-        <a:font script="Bopo" typeface="Microsoft JhengHei"/>
-        <a:font script="Java" typeface="Javanese Text"/>
-        <a:font script="Lisu" typeface="Segoe UI"/>
-        <a:font script="Mymr" typeface="Myanmar Text"/>
-        <a:font script="Nkoo" typeface="Ebrima"/>
-        <a:font script="Olck" typeface="Nirmala UI"/>
-        <a:font script="Osma" typeface="Ebrima"/>
-        <a:font script="Phag" typeface="Phagspa"/>
-        <a:font script="Syrn" typeface="Estrangelo Edessa"/>
-        <a:font script="Syrj" typeface="Estrangelo Edessa"/>
-        <a:font script="Syre" typeface="Estrangelo Edessa"/>
-        <a:font script="Sora" typeface="Nirmala UI"/>
-        <a:font script="Tale" typeface="Microsoft Tai Le"/>
-        <a:font script="Talu" typeface="Microsoft New Tai Lue"/>
-        <a:font script="Tfng" typeface="Ebrima"/>
       </a:majorFont>
       <a:minorFont>
         <a:latin typeface="Calibri" panose="020F0502020204030204"/>
@@ -693,23 +2888,6 @@
         <a:font script="Viet" typeface="Arial"/>
         <a:font script="Uigh" typeface="Microsoft Uighur"/>
         <a:font script="Geor" typeface="Sylfaen"/>
-        <a:font script="Armn" typeface="Arial"/>
-        <a:font script="Bugi" typeface="Leelawadee UI"/>
-        <a:font script="Bopo" typeface="Microsoft JhengHei"/>
-        <a:font script="Java" typeface="Javanese Text"/>
-        <a:font script="Lisu" typeface="Segoe UI"/>
-        <a:font script="Mymr" typeface="Myanmar Text"/>
-        <a:font script="Nkoo" typeface="Ebrima"/>
-        <a:font script="Olck" typeface="Nirmala UI"/>
-        <a:font script="Osma" typeface="Ebrima"/>
-        <a:font script="Phag" typeface="Phagspa"/>
-        <a:font script="Syrn" typeface="Estrangelo Edessa"/>
-        <a:font script="Syrj" typeface="Estrangelo Edessa"/>
-        <a:font script="Syre" typeface="Estrangelo Edessa"/>
-        <a:font script="Sora" typeface="Nirmala UI"/>
-        <a:font script="Tale" typeface="Microsoft Tai Le"/>
-        <a:font script="Talu" typeface="Microsoft New Tai Lue"/>
-        <a:font script="Tfng" typeface="Ebrima"/>
       </a:minorFont>
     </a:fontScheme>
     <a:fmtScheme name="Office">
@@ -858,4 +3036,16 @@
     </a:ext>
   </a:extLst>
 </a:theme>
+</file>
+
+<file path=customXml/item1.xml><?xml version="1.0" encoding="utf-8"?>
+<b:Sources xmlns:b="http://schemas.openxmlformats.org/officeDocument/2006/bibliography" xmlns="http://schemas.openxmlformats.org/officeDocument/2006/bibliography" SelectedStyle="\APASixthEditionOfficeOnline.xsl" StyleName="APA" Version="6"/>
+</file>
+
+<file path=customXml/itemProps1.xml><?xml version="1.0" encoding="utf-8"?>
+<ds:datastoreItem xmlns:ds="http://schemas.openxmlformats.org/officeDocument/2006/customXml" ds:itemID="{D3559CFB-B5C6-4957-9482-7F3DB9AC8015}">
+  <ds:schemaRefs>
+    <ds:schemaRef ds:uri="http://schemas.openxmlformats.org/officeDocument/2006/bibliography"/>
+  </ds:schemaRefs>
+</ds:datastoreItem>
 </file>
--- a/HRCP-KKU-Academic/src/main/resources/templates/docx/doc_5.docx
+++ b/HRCP-KKU-Academic/src/main/resources/templates/docx/doc_5.docx
@@ -108,6 +108,7 @@
     <w:p>
       <w:pPr>
         <w:ind w:right="283"/>
+        <w:jc w:val="thaiDistribute"/>
         <w:rPr>
           <w:rFonts w:ascii="TH Sarabun New" w:eastAsia="Times New Roman" w:hAnsi="TH Sarabun New" w:cs="TH Sarabun New"/>
           <w:color w:val="000000" w:themeColor="text1"/>
@@ -395,6 +396,7 @@
     </w:p>
     <w:p>
       <w:pPr>
+        <w:jc w:val="thaiDistribute"/>
         <w:rPr>
           <w:rFonts w:ascii="TH Sarabun New" w:eastAsia="Times New Roman" w:hAnsi="TH Sarabun New" w:cs="TH Sarabun New"/>
           <w:color w:val="000000" w:themeColor="text1"/>
